--- a/app/templates/santa_beatriz/AMARILLO.docx
+++ b/app/templates/santa_beatriz/AMARILLO.docx
@@ -75,7 +75,7 @@
         <w:spacing w:line="336" w:lineRule="auto"/>
         <w:jc w:val="both"/>
         <w:rPr>
-          <w:rFonts w:asciiTheme="minorBidi" w:hAnsiTheme="minorBidi" w:cstheme="minorBidi"/>
+          <w:rFonts w:ascii="Arial" w:hAnsi="Arial" w:cs="Arial"/>
           <w:sz w:val="18"/>
           <w:szCs w:val="18"/>
         </w:rPr>
@@ -172,7 +172,27 @@
           <w:szCs w:val="18"/>
           <w:lang w:val="es-ES_tradnl"/>
         </w:rPr>
-        <w:t xml:space="preserve">, QUIEN ME MANIFESTO SER DE NACIONALIDAD PERUANA, IDENTIFICADO CON DOCUMENTO NACIONAL DE IDENTIDAD NUMERO 45234161, DE ESTADO CIVIL SOLTERO, DE PROFESION U OCUPACION: EMPRESARIO, CON DOMICILIO EN LA AV. 12 DE NOVIEMBRE 1596, DISTRITO DE FLORENCIA DE MORA, PROVINCIA DE TRUJILLO, DEPARTAMENTO DE LA LIBERTAD, </w:t>
+        <w:t xml:space="preserve">, QUIEN ME MANIFESTO SER DE NACIONALIDAD PERUANA, IDENTIFICADO CON DOCUMENTO NACIONAL DE IDENTIDAD NUMERO 45234161, DE ESTADO CIVIL SOLTERO, DE PROFESION U OCUPACION: EMPRESARIO, </w:t>
+      </w:r>
+      <w:r>
+        <w:rPr>
+          <w:rFonts w:asciiTheme="minorBidi" w:hAnsiTheme="minorBidi" w:cstheme="minorBidi"/>
+          <w:color w:val="000000"/>
+          <w:sz w:val="18"/>
+          <w:szCs w:val="18"/>
+          <w:lang w:val="es-ES_tradnl"/>
+        </w:rPr>
+        <w:t>CON DOMICILIO EN LA PARCELA A1, CON U.C. 0775, LA MERCED III, DEL DISTRITO DE LAREDO, PROVINCIA DE TRUJILLO, DEPARTAMENTO DE LA LIBERTAD</w:t>
+      </w:r>
+      <w:r>
+        <w:rPr>
+          <w:rFonts w:asciiTheme="minorBidi" w:hAnsiTheme="minorBidi" w:cstheme="minorBidi"/>
+          <w:color w:val="000000"/>
+          <w:sz w:val="18"/>
+          <w:szCs w:val="18"/>
+          <w:lang w:val="es-ES_tradnl"/>
+        </w:rPr>
+        <w:t xml:space="preserve">, </w:t>
       </w:r>
       <w:r>
         <w:rPr>
@@ -327,27 +347,11 @@
           <w:sz w:val="18"/>
           <w:szCs w:val="18"/>
         </w:rPr>
-        <w:t>; Y DE LA OTRA PARTE</w:t>
-      </w:r>
-      <w:r>
-        <w:rPr>
-          <w:rFonts w:asciiTheme="minorBidi" w:hAnsiTheme="minorBidi" w:cstheme="minorBidi"/>
-          <w:sz w:val="18"/>
-          <w:szCs w:val="18"/>
-        </w:rPr>
-        <w:t>:</w:t>
-      </w:r>
-      <w:r>
-        <w:rPr>
-          <w:rFonts w:asciiTheme="minorBidi" w:hAnsiTheme="minorBidi" w:cstheme="minorBidi"/>
-          <w:sz w:val="18"/>
-          <w:szCs w:val="18"/>
-        </w:rPr>
-        <w:t xml:space="preserve"> </w:t>
-      </w:r>
-      <w:r>
-        <w:rPr>
-          <w:rFonts w:asciiTheme="minorBidi" w:hAnsiTheme="minorBidi" w:cstheme="minorBidi"/>
+        <w:t xml:space="preserve">; Y DE LA OTRA PARTE: </w:t>
+      </w:r>
+      <w:r>
+        <w:rPr>
+          <w:rFonts w:ascii="Arial" w:hAnsi="Arial" w:cs="Arial"/>
           <w:b/>
           <w:bCs/>
           <w:sz w:val="18"/>
@@ -358,126 +362,36 @@
       </w:r>
       <w:r>
         <w:rPr>
-          <w:rFonts w:asciiTheme="minorBidi" w:hAnsiTheme="minorBidi" w:cstheme="minorBidi"/>
+          <w:rFonts w:ascii="Arial" w:hAnsi="Arial" w:cs="Arial"/>
           <w:bCs/>
           <w:color w:val="000000"/>
           <w:sz w:val="18"/>
           <w:szCs w:val="18"/>
         </w:rPr>
-        <w:t xml:space="preserve">, QUIEN ME MANIFESTO SER DE NACIONALIDAD: PERUANA; </w:t>
-      </w:r>
-      <w:r>
-        <w:rPr>
-          <w:rFonts w:asciiTheme="minorBidi" w:hAnsiTheme="minorBidi" w:cstheme="minorBidi"/>
+        <w:t xml:space="preserve">, QUIEN ME MANIFESTO SER DE NACIONALIDAD: PERUANA; «IDENT» CON DOCUMENTO NACIONAL DE IDENTIDAD NUMERO: </w:t>
+      </w:r>
+      <w:r>
+        <w:rPr>
+          <w:rFonts w:ascii="Arial" w:hAnsi="Arial" w:cs="Arial"/>
+          <w:sz w:val="18"/>
+          <w:szCs w:val="18"/>
+          <w:lang w:val="es-ES_tradnl"/>
+        </w:rPr>
+        <w:t>«DNI»</w:t>
+      </w:r>
+      <w:r>
+        <w:rPr>
+          <w:rFonts w:ascii="Arial" w:hAnsi="Arial" w:cs="Arial"/>
           <w:bCs/>
           <w:color w:val="000000"/>
           <w:sz w:val="18"/>
           <w:szCs w:val="18"/>
         </w:rPr>
-        <w:t xml:space="preserve">«_IDENT» </w:t>
-      </w:r>
-      <w:r>
-        <w:rPr>
-          <w:rFonts w:asciiTheme="minorBidi" w:hAnsiTheme="minorBidi" w:cstheme="minorBidi"/>
-          <w:bCs/>
-          <w:color w:val="000000"/>
-          <w:sz w:val="18"/>
-          <w:szCs w:val="18"/>
-        </w:rPr>
-        <w:t xml:space="preserve">CON DOCUMENTO NACIONAL DE IDENTIDAD NUMERO: </w:t>
-      </w:r>
-      <w:r>
-        <w:rPr>
-          <w:rFonts w:asciiTheme="minorBidi" w:hAnsiTheme="minorBidi" w:cstheme="minorBidi"/>
-          <w:sz w:val="18"/>
-          <w:szCs w:val="18"/>
-          <w:lang w:val="es-ES_tradnl"/>
-        </w:rPr>
-        <w:t>«_DNI»</w:t>
-      </w:r>
-      <w:r>
-        <w:rPr>
-          <w:rFonts w:asciiTheme="minorBidi" w:hAnsiTheme="minorBidi" w:cstheme="minorBidi"/>
-          <w:bCs/>
-          <w:color w:val="000000"/>
-          <w:sz w:val="18"/>
-          <w:szCs w:val="18"/>
-        </w:rPr>
-        <w:t xml:space="preserve">; DE ESTADO CIVIL: </w:t>
-      </w:r>
-      <w:r>
-        <w:rPr>
-          <w:rFonts w:asciiTheme="minorBidi" w:hAnsiTheme="minorBidi" w:cstheme="minorBidi"/>
-          <w:bCs/>
-          <w:color w:val="000000"/>
-          <w:sz w:val="18"/>
-          <w:szCs w:val="18"/>
-        </w:rPr>
-        <w:t>«_ESTADO_CIVIL»</w:t>
-      </w:r>
-      <w:r>
-        <w:rPr>
-          <w:rFonts w:asciiTheme="minorBidi" w:hAnsiTheme="minorBidi" w:cstheme="minorBidi"/>
-          <w:bCs/>
-          <w:color w:val="000000"/>
-          <w:sz w:val="18"/>
-          <w:szCs w:val="18"/>
-        </w:rPr>
-        <w:t xml:space="preserve">; DE PROFESION U OCUPACION: </w:t>
-      </w:r>
-      <w:r>
-        <w:rPr>
-          <w:rFonts w:asciiTheme="minorBidi" w:hAnsiTheme="minorBidi" w:cstheme="minorBidi"/>
-          <w:bCs/>
-          <w:color w:val="000000"/>
-          <w:sz w:val="18"/>
-          <w:szCs w:val="18"/>
-        </w:rPr>
-        <w:t>«OCUPACION1»</w:t>
-      </w:r>
-      <w:r>
-        <w:rPr>
-          <w:rFonts w:asciiTheme="minorBidi" w:hAnsiTheme="minorBidi" w:cstheme="minorBidi"/>
-          <w:bCs/>
-          <w:color w:val="000000"/>
-          <w:sz w:val="18"/>
-          <w:szCs w:val="18"/>
-        </w:rPr>
-        <w:t>;</w:t>
-      </w:r>
-      <w:r>
-        <w:rPr>
-          <w:rFonts w:asciiTheme="minorBidi" w:hAnsiTheme="minorBidi" w:cstheme="minorBidi"/>
-          <w:bCs/>
-          <w:color w:val="000000"/>
-          <w:sz w:val="18"/>
-          <w:szCs w:val="18"/>
-        </w:rPr>
-        <w:t xml:space="preserve"> </w:t>
-      </w:r>
-      <w:r>
-        <w:rPr>
-          <w:rFonts w:asciiTheme="minorBidi" w:hAnsiTheme="minorBidi" w:cstheme="minorBidi"/>
-          <w:bCs/>
-          <w:color w:val="000000"/>
-          <w:sz w:val="18"/>
-          <w:szCs w:val="18"/>
-        </w:rPr>
-        <w:t xml:space="preserve">CON DOMICILIO EN </w:t>
-      </w:r>
-      <w:r>
-        <w:rPr>
-          <w:rFonts w:asciiTheme="minorBidi" w:hAnsiTheme="minorBidi" w:cstheme="minorBidi"/>
-          <w:bCs/>
-          <w:color w:val="000000"/>
-          <w:sz w:val="18"/>
-          <w:szCs w:val="18"/>
-        </w:rPr>
-        <w:t>«DIRECCION1»</w:t>
-      </w:r>
-      <w:r>
-        <w:rPr>
-          <w:rFonts w:asciiTheme="minorBidi" w:hAnsiTheme="minorBidi" w:cstheme="minorBidi"/>
+        <w:t>; DE ESTADO CIVIL: «ESTADO_CIVIL»; DE PROFESION U OCUPACION: «OCUPACION»; CON DOMICILIO EN «DIRECCION»</w:t>
+      </w:r>
+      <w:r>
+        <w:rPr>
+          <w:rFonts w:ascii="Arial" w:hAnsi="Arial" w:cs="Arial"/>
           <w:sz w:val="18"/>
           <w:szCs w:val="18"/>
         </w:rPr>
@@ -485,29 +399,41 @@
       </w:r>
       <w:r>
         <w:rPr>
-          <w:rFonts w:asciiTheme="minorBidi" w:hAnsiTheme="minorBidi" w:cstheme="minorBidi"/>
-          <w:b/>
-          <w:bCs/>
-          <w:sz w:val="18"/>
-          <w:szCs w:val="18"/>
-        </w:rPr>
-        <w:t>«_PROMT»</w:t>
-      </w:r>
-      <w:r>
-        <w:rPr>
-          <w:rFonts w:asciiTheme="minorBidi" w:hAnsiTheme="minorBidi" w:cstheme="minorBidi"/>
-          <w:sz w:val="18"/>
-          <w:szCs w:val="18"/>
-        </w:rPr>
-        <w:t>;</w:t>
-      </w:r>
-      <w:r>
-        <w:rPr>
-          <w:rFonts w:asciiTheme="minorBidi" w:hAnsiTheme="minorBidi" w:cstheme="minorBidi"/>
-          <w:sz w:val="18"/>
-          <w:szCs w:val="18"/>
-        </w:rPr>
-        <w:t xml:space="preserve"> EN LOS TÉRMINOS Y CONDICIONES SIGUIENTES: </w:t>
+          <w:rFonts w:ascii="Arial" w:hAnsi="Arial" w:cs="Arial"/>
+          <w:b/>
+          <w:bCs/>
+          <w:sz w:val="18"/>
+          <w:szCs w:val="18"/>
+        </w:rPr>
+        <w:t>«</w:t>
+      </w:r>
+      <w:r>
+        <w:rPr>
+          <w:rFonts w:ascii="Arial" w:hAnsi="Arial" w:cs="Arial"/>
+          <w:b/>
+          <w:bCs/>
+          <w:sz w:val="18"/>
+          <w:szCs w:val="18"/>
+        </w:rPr>
+        <w:t>COMPRADOR</w:t>
+      </w:r>
+      <w:r>
+        <w:rPr>
+          <w:rFonts w:ascii="Arial" w:hAnsi="Arial" w:cs="Arial"/>
+          <w:b/>
+          <w:bCs/>
+          <w:sz w:val="18"/>
+          <w:szCs w:val="18"/>
+        </w:rPr>
+        <w:t>»</w:t>
+      </w:r>
+      <w:r>
+        <w:rPr>
+          <w:rFonts w:ascii="Arial" w:hAnsi="Arial" w:cs="Arial"/>
+          <w:sz w:val="18"/>
+          <w:szCs w:val="18"/>
+        </w:rPr>
+        <w:t xml:space="preserve">; EN LOS TÉRMINOS Y CONDICIONES SIGUIENTES: </w:t>
       </w:r>
     </w:p>
     <w:p>
@@ -521,7 +447,6 @@
           <w:szCs w:val="18"/>
         </w:rPr>
       </w:pPr>
-      <w:proofErr w:type="gramStart"/>
       <w:r>
         <w:rPr>
           <w:rFonts w:asciiTheme="minorBidi" w:hAnsiTheme="minorBidi" w:cstheme="minorBidi"/>
@@ -530,18 +455,7 @@
           <w:szCs w:val="18"/>
           <w:u w:val="single"/>
         </w:rPr>
-        <w:t>PRIMERA.-</w:t>
-      </w:r>
-      <w:proofErr w:type="gramEnd"/>
-      <w:r>
-        <w:rPr>
-          <w:rFonts w:asciiTheme="minorBidi" w:hAnsiTheme="minorBidi" w:cstheme="minorBidi"/>
-          <w:b/>
-          <w:sz w:val="18"/>
-          <w:szCs w:val="18"/>
-          <w:u w:val="single"/>
-        </w:rPr>
-        <w:t xml:space="preserve"> ANTECEDENTES </w:t>
+        <w:t xml:space="preserve">PRIMERA.- ANTECEDENTES </w:t>
       </w:r>
     </w:p>
     <w:p>
@@ -590,7 +504,7 @@
           <w:sz w:val="18"/>
           <w:szCs w:val="18"/>
         </w:rPr>
-        <w:t>«DATOSLOTE»</w:t>
+        <w:t>«</w:t>
       </w:r>
       <w:r>
         <w:rPr>
@@ -601,6 +515,28 @@
           <w:sz w:val="18"/>
           <w:szCs w:val="18"/>
         </w:rPr>
+        <w:t>NOMBRE_PREDIO</w:t>
+      </w:r>
+      <w:r>
+        <w:rPr>
+          <w:rFonts w:asciiTheme="minorBidi" w:hAnsiTheme="minorBidi" w:cstheme="minorBidi"/>
+          <w:b/>
+          <w:bCs/>
+          <w:caps/>
+          <w:sz w:val="18"/>
+          <w:szCs w:val="18"/>
+        </w:rPr>
+        <w:t>»</w:t>
+      </w:r>
+      <w:r>
+        <w:rPr>
+          <w:rFonts w:asciiTheme="minorBidi" w:hAnsiTheme="minorBidi" w:cstheme="minorBidi"/>
+          <w:b/>
+          <w:bCs/>
+          <w:caps/>
+          <w:sz w:val="18"/>
+          <w:szCs w:val="18"/>
+        </w:rPr>
         <w:t>, DISTRITO DE HUANCHACO, PROVINCIA DE TRUJILLO, DEPARTAMENTO DE LA LIBERTAD</w:t>
       </w:r>
       <w:r>
@@ -672,7 +608,25 @@
           <w:sz w:val="18"/>
           <w:szCs w:val="18"/>
         </w:rPr>
-        <w:t>«_PR»</w:t>
+        <w:t>«</w:t>
+      </w:r>
+      <w:r>
+        <w:rPr>
+          <w:rFonts w:asciiTheme="minorBidi" w:hAnsiTheme="minorBidi" w:cstheme="minorBidi"/>
+          <w:b/>
+          <w:sz w:val="18"/>
+          <w:szCs w:val="18"/>
+        </w:rPr>
+        <w:t>PARTIDA</w:t>
+      </w:r>
+      <w:r>
+        <w:rPr>
+          <w:rFonts w:asciiTheme="minorBidi" w:hAnsiTheme="minorBidi" w:cstheme="minorBidi"/>
+          <w:b/>
+          <w:sz w:val="18"/>
+          <w:szCs w:val="18"/>
+        </w:rPr>
+        <w:t>»</w:t>
       </w:r>
       <w:r>
         <w:rPr>
@@ -875,7 +829,53 @@
           <w:sz w:val="18"/>
           <w:szCs w:val="18"/>
         </w:rPr>
-        <w:t xml:space="preserve"> CARACTERISTICAS ESTAN SEÑALADAS EN LA MEMORIA DESCRIPTIVA QUE OBRA ADJUNTA AL PRESENTE CONTRATO COMO ANEXO 01; QUE ES MATERIA DE VENTA COMO BIEN FUTURO, Y QUE EN ADELANTE SERÁ DENOMINADO COMO </w:t>
+        <w:t xml:space="preserve"> CARACTERISTICAS ESTAN SEÑALADAS EN LA MEMORIA DESCRIPTIVA </w:t>
+      </w:r>
+      <w:r>
+        <w:rPr>
+          <w:rFonts w:asciiTheme="minorBidi" w:hAnsiTheme="minorBidi" w:cstheme="minorBidi"/>
+          <w:sz w:val="18"/>
+          <w:szCs w:val="18"/>
+        </w:rPr>
+        <w:t xml:space="preserve">AL CUAL TIENE LIBRE ACCESO </w:t>
+      </w:r>
+      <w:r>
+        <w:rPr>
+          <w:rFonts w:asciiTheme="minorBidi" w:hAnsiTheme="minorBidi" w:cstheme="minorBidi"/>
+          <w:b/>
+          <w:bCs/>
+          <w:sz w:val="18"/>
+          <w:szCs w:val="18"/>
+        </w:rPr>
+        <w:t>«</w:t>
+      </w:r>
+      <w:r>
+        <w:rPr>
+          <w:rFonts w:asciiTheme="minorBidi" w:hAnsiTheme="minorBidi" w:cstheme="minorBidi"/>
+          <w:b/>
+          <w:bCs/>
+          <w:sz w:val="18"/>
+          <w:szCs w:val="18"/>
+        </w:rPr>
+        <w:t>COMPRADOR</w:t>
+      </w:r>
+      <w:r>
+        <w:rPr>
+          <w:rFonts w:asciiTheme="minorBidi" w:hAnsiTheme="minorBidi" w:cstheme="minorBidi"/>
+          <w:b/>
+          <w:bCs/>
+          <w:sz w:val="18"/>
+          <w:szCs w:val="18"/>
+        </w:rPr>
+        <w:t>»</w:t>
+      </w:r>
+      <w:r>
+        <w:rPr>
+          <w:rFonts w:asciiTheme="minorBidi" w:hAnsiTheme="minorBidi" w:cstheme="minorBidi"/>
+          <w:sz w:val="18"/>
+          <w:szCs w:val="18"/>
+        </w:rPr>
+        <w:t xml:space="preserve">; QUE ES MATERIA DE VENTA COMO BIEN FUTURO, Y QUE EN ADELANTE SERÁ DENOMINADO COMO </w:t>
       </w:r>
       <w:r>
         <w:rPr>
@@ -893,15 +893,7 @@
           <w:sz w:val="18"/>
           <w:szCs w:val="18"/>
         </w:rPr>
-        <w:t>.</w:t>
-      </w:r>
-      <w:r>
-        <w:rPr>
-          <w:rFonts w:asciiTheme="minorBidi" w:hAnsiTheme="minorBidi" w:cstheme="minorBidi"/>
-          <w:sz w:val="18"/>
-          <w:szCs w:val="18"/>
-        </w:rPr>
-        <w:t xml:space="preserve"> </w:t>
+        <w:t xml:space="preserve">. </w:t>
       </w:r>
     </w:p>
     <w:p>
@@ -1079,41 +1071,24 @@
           <w:szCs w:val="18"/>
         </w:rPr>
       </w:pPr>
-      <w:proofErr w:type="gramStart"/>
-      <w:r>
-        <w:rPr>
-          <w:rFonts w:asciiTheme="minorBidi" w:hAnsiTheme="minorBidi" w:cstheme="minorBidi"/>
-          <w:b/>
-          <w:bCs/>
-          <w:sz w:val="18"/>
-          <w:szCs w:val="18"/>
-        </w:rPr>
-        <w:t>SEGUNDA</w:t>
-      </w:r>
-      <w:r>
-        <w:rPr>
-          <w:rFonts w:asciiTheme="minorBidi" w:hAnsiTheme="minorBidi" w:cstheme="minorBidi"/>
-          <w:sz w:val="18"/>
-          <w:szCs w:val="18"/>
-        </w:rPr>
-        <w:t>.-</w:t>
-      </w:r>
-      <w:proofErr w:type="gramEnd"/>
-      <w:r>
-        <w:rPr>
-          <w:rFonts w:asciiTheme="minorBidi" w:hAnsiTheme="minorBidi" w:cstheme="minorBidi"/>
-          <w:sz w:val="18"/>
-          <w:szCs w:val="18"/>
-        </w:rPr>
-        <w:t xml:space="preserve"> SOBRE LA CELEBRACIÓN DEL CONTRATO PREPARATORIO DE COMPRAVENTA DE BIEN FUTURO.</w:t>
-      </w:r>
-      <w:r>
-        <w:rPr>
-          <w:rFonts w:asciiTheme="minorBidi" w:hAnsiTheme="minorBidi" w:cstheme="minorBidi"/>
-          <w:sz w:val="18"/>
-          <w:szCs w:val="18"/>
-        </w:rPr>
-        <w:t xml:space="preserve"> </w:t>
+      <w:r>
+        <w:rPr>
+          <w:rFonts w:ascii="Arial" w:hAnsi="Arial" w:cs="Arial"/>
+          <w:b/>
+          <w:bCs/>
+          <w:sz w:val="18"/>
+          <w:szCs w:val="18"/>
+          <w:lang w:eastAsia="en-US"/>
+        </w:rPr>
+        <w:t xml:space="preserve">SEGUNDA.- </w:t>
+      </w:r>
+      <w:r>
+        <w:rPr>
+          <w:rFonts w:asciiTheme="minorBidi" w:hAnsiTheme="minorBidi" w:cstheme="minorBidi"/>
+          <w:sz w:val="18"/>
+          <w:szCs w:val="18"/>
+        </w:rPr>
+        <w:t xml:space="preserve">SOBRE LA CELEBRACIÓN DEL CONTRATO PREPARATORIO DE COMPRAVENTA DE BIEN FUTURO. </w:t>
       </w:r>
     </w:p>
     <w:p>
@@ -1122,74 +1097,20 @@
         <w:spacing w:before="0" w:beforeAutospacing="0" w:after="0" w:afterAutospacing="0" w:line="336" w:lineRule="auto"/>
         <w:jc w:val="both"/>
         <w:rPr>
-          <w:rFonts w:asciiTheme="minorBidi" w:hAnsiTheme="minorBidi" w:cstheme="minorBidi"/>
-          <w:sz w:val="18"/>
-          <w:szCs w:val="18"/>
-        </w:rPr>
-      </w:pPr>
-      <w:r>
-        <w:rPr>
-          <w:rFonts w:asciiTheme="minorBidi" w:hAnsiTheme="minorBidi" w:cstheme="minorBidi"/>
-          <w:sz w:val="18"/>
-          <w:szCs w:val="18"/>
-        </w:rPr>
-        <w:t xml:space="preserve">LAS PARTES RECONOCEN Y DECLARAN QUE </w:t>
-      </w:r>
-      <w:r>
-        <w:rPr>
-          <w:rFonts w:asciiTheme="minorBidi" w:hAnsiTheme="minorBidi" w:cstheme="minorBidi"/>
-          <w:sz w:val="18"/>
-          <w:szCs w:val="18"/>
-        </w:rPr>
-        <w:t>ANTERIOR A ESTA MINUTA,</w:t>
-      </w:r>
-      <w:r>
-        <w:rPr>
-          <w:rFonts w:asciiTheme="minorBidi" w:hAnsiTheme="minorBidi" w:cstheme="minorBidi"/>
-          <w:sz w:val="18"/>
-          <w:szCs w:val="18"/>
-        </w:rPr>
-        <w:t xml:space="preserve"> CELEBRARON Y SUSCRIBIERON UN CONTRATO </w:t>
-      </w:r>
-      <w:r>
-        <w:rPr>
-          <w:rFonts w:asciiTheme="minorBidi" w:hAnsiTheme="minorBidi" w:cstheme="minorBidi"/>
-          <w:sz w:val="18"/>
-          <w:szCs w:val="18"/>
-        </w:rPr>
-        <w:t>DE PROMESA DE VENTA</w:t>
-      </w:r>
-      <w:r>
-        <w:rPr>
-          <w:rFonts w:asciiTheme="minorBidi" w:hAnsiTheme="minorBidi" w:cstheme="minorBidi"/>
-          <w:sz w:val="18"/>
-          <w:szCs w:val="18"/>
-        </w:rPr>
-        <w:t xml:space="preserve">, EN CONSECUENCIA, CON LA CELEBRACION DEL PRESENTE CONTRATO DEFINITIVO DE COMPRAVENTA, DENTRO DEL PLAZO PACTADO, SE ESTA CUMPLIENDO CON LOS COMPROMISOS Y ACUERDOS CONTENIDOS EN EL MENCIONADO CONTRATO </w:t>
-      </w:r>
-      <w:r>
-        <w:rPr>
-          <w:rFonts w:asciiTheme="minorBidi" w:hAnsiTheme="minorBidi" w:cstheme="minorBidi"/>
-          <w:sz w:val="18"/>
-          <w:szCs w:val="18"/>
-        </w:rPr>
-        <w:t>PRIVADO DE PROMESA DE VENTA</w:t>
-      </w:r>
-      <w:r>
-        <w:rPr>
-          <w:rFonts w:asciiTheme="minorBidi" w:hAnsiTheme="minorBidi" w:cstheme="minorBidi"/>
-          <w:sz w:val="18"/>
-          <w:szCs w:val="18"/>
-        </w:rPr>
-        <w:t>.</w:t>
-      </w:r>
-      <w:r>
-        <w:rPr>
-          <w:rFonts w:asciiTheme="minorBidi" w:hAnsiTheme="minorBidi" w:cstheme="minorBidi"/>
-          <w:sz w:val="18"/>
-          <w:szCs w:val="18"/>
-        </w:rPr>
-        <w:t xml:space="preserve"> </w:t>
+          <w:rFonts w:ascii="Arial" w:eastAsia="Times New Roman" w:hAnsi="Arial" w:cs="Arial"/>
+          <w:sz w:val="18"/>
+          <w:szCs w:val="18"/>
+          <w:lang w:eastAsia="en-US"/>
+        </w:rPr>
+      </w:pPr>
+      <w:r>
+        <w:rPr>
+          <w:rFonts w:ascii="Arial" w:eastAsia="Times New Roman" w:hAnsi="Arial" w:cs="Arial"/>
+          <w:sz w:val="18"/>
+          <w:szCs w:val="18"/>
+          <w:lang w:eastAsia="en-US"/>
+        </w:rPr>
+        <w:t>LAS PARTES DECLARAN QUE, CON ANTERIORIDAD A LA SUSCRIPCIÓN DEL PRESENTE CONTRATO, EL COMPRADOR SUSCRIBIÓ CON LA VENDEDORA UNA FICHA DE SEPARACIÓN Y, DE SER EL CASO, UN CONTRATO DE PROMESA DE VENTA RESPECTO DEL BIEN MATERIA DE LA PRESENTE COMPRAVENTA.</w:t>
       </w:r>
     </w:p>
     <w:p>
@@ -1198,42 +1119,20 @@
         <w:spacing w:before="0" w:beforeAutospacing="0" w:after="0" w:afterAutospacing="0" w:line="336" w:lineRule="auto"/>
         <w:jc w:val="both"/>
         <w:rPr>
-          <w:rFonts w:asciiTheme="minorBidi" w:hAnsiTheme="minorBidi" w:cstheme="minorBidi"/>
-          <w:sz w:val="18"/>
-          <w:szCs w:val="18"/>
-        </w:rPr>
-      </w:pPr>
-      <w:r>
-        <w:rPr>
-          <w:rFonts w:asciiTheme="minorBidi" w:hAnsiTheme="minorBidi" w:cstheme="minorBidi"/>
-          <w:sz w:val="18"/>
-          <w:szCs w:val="18"/>
-        </w:rPr>
-        <w:t xml:space="preserve">ASIMISMO, LAS PARTES RECONOCEN Y DECLARAN QUE EN CASO DE DISCREPANCIA O DISCONFORMIDAD ENTRE LOS ACUERDOS ADOPTADOS EN EL CONTRATO </w:t>
-      </w:r>
-      <w:r>
-        <w:rPr>
-          <w:rFonts w:asciiTheme="minorBidi" w:hAnsiTheme="minorBidi" w:cstheme="minorBidi"/>
-          <w:sz w:val="18"/>
-          <w:szCs w:val="18"/>
-        </w:rPr>
-        <w:t>PRIVADO</w:t>
-      </w:r>
-      <w:r>
-        <w:rPr>
-          <w:rFonts w:asciiTheme="minorBidi" w:hAnsiTheme="minorBidi" w:cstheme="minorBidi"/>
-          <w:sz w:val="18"/>
-          <w:szCs w:val="18"/>
-        </w:rPr>
-        <w:t xml:space="preserve"> Y EL PRESENTE CONTRATO DEFINITIVO, PREVALECEN LOS ACUERDOS DEL CONTRATO DEFINITIVO.</w:t>
-      </w:r>
-      <w:r>
-        <w:rPr>
-          <w:rFonts w:asciiTheme="minorBidi" w:hAnsiTheme="minorBidi" w:cstheme="minorBidi"/>
-          <w:sz w:val="18"/>
-          <w:szCs w:val="18"/>
-        </w:rPr>
-        <w:t xml:space="preserve"> </w:t>
+          <w:rFonts w:ascii="Arial" w:eastAsia="Times New Roman" w:hAnsi="Arial" w:cs="Arial"/>
+          <w:sz w:val="18"/>
+          <w:szCs w:val="18"/>
+          <w:lang w:eastAsia="en-US"/>
+        </w:rPr>
+      </w:pPr>
+      <w:r>
+        <w:rPr>
+          <w:rFonts w:ascii="Arial" w:eastAsia="Times New Roman" w:hAnsi="Arial" w:cs="Arial"/>
+          <w:sz w:val="18"/>
+          <w:szCs w:val="18"/>
+          <w:lang w:eastAsia="en-US"/>
+        </w:rPr>
+        <w:t>ASIMISMO, LAS PARTES ACUERDAN QUE, EN CASO DE DISCREPANCIA O DISCONFORMIDAD ENTRE LO ESTABLECIDO EN DICHOS DOCUMENTOS Y EL PRESENTE CONTRATO DEFINITIVO DE COMPRAVENTA, PREVALECERÁ LO DISPUESTO EN ESTE ÚLTIMO.</w:t>
       </w:r>
     </w:p>
     <w:p>
@@ -1247,7 +1146,6 @@
           <w:szCs w:val="18"/>
         </w:rPr>
       </w:pPr>
-      <w:proofErr w:type="gramStart"/>
       <w:r>
         <w:rPr>
           <w:rFonts w:asciiTheme="minorBidi" w:hAnsiTheme="minorBidi" w:cstheme="minorBidi"/>
@@ -1264,16 +1162,7 @@
           <w:sz w:val="18"/>
           <w:szCs w:val="18"/>
         </w:rPr>
-        <w:t>.-</w:t>
-      </w:r>
-      <w:proofErr w:type="gramEnd"/>
-      <w:r>
-        <w:rPr>
-          <w:rFonts w:asciiTheme="minorBidi" w:hAnsiTheme="minorBidi" w:cstheme="minorBidi"/>
-          <w:sz w:val="18"/>
-          <w:szCs w:val="18"/>
-        </w:rPr>
-        <w:t xml:space="preserve"> IMPORTE DE VENTA Y FORMA DE PAGO</w:t>
+        <w:t>.- IMPORTE DE VENTA Y FORMA DE PAGO</w:t>
       </w:r>
       <w:r>
         <w:rPr>
@@ -1301,120 +1190,130 @@
           <w:sz w:val="18"/>
           <w:szCs w:val="18"/>
         </w:rPr>
+        <w:t xml:space="preserve">POR INTERMEDIO DEL PRESENTE CONTRATO, </w:t>
+      </w:r>
+      <w:r>
+        <w:rPr>
+          <w:rFonts w:asciiTheme="minorBidi" w:hAnsiTheme="minorBidi" w:cstheme="minorBidi"/>
+          <w:b/>
+          <w:bCs/>
+          <w:sz w:val="18"/>
+          <w:szCs w:val="18"/>
+        </w:rPr>
+        <w:t>LA VENDEDORA</w:t>
+      </w:r>
+      <w:r>
+        <w:rPr>
+          <w:rFonts w:asciiTheme="minorBidi" w:hAnsiTheme="minorBidi" w:cstheme="minorBidi"/>
+          <w:sz w:val="18"/>
+          <w:szCs w:val="18"/>
+        </w:rPr>
+        <w:t xml:space="preserve">, TRANSFIERE, EN VENTA REAL Y ENAJENACION PERPETUA, </w:t>
+      </w:r>
+      <w:r>
+        <w:rPr>
+          <w:rFonts w:asciiTheme="minorBidi" w:hAnsiTheme="minorBidi" w:cstheme="minorBidi"/>
+          <w:sz w:val="18"/>
+          <w:szCs w:val="18"/>
+        </w:rPr>
+        <w:t xml:space="preserve">EL </w:t>
+      </w:r>
+      <w:r>
+        <w:rPr>
+          <w:rFonts w:asciiTheme="minorBidi" w:hAnsiTheme="minorBidi" w:cstheme="minorBidi"/>
+          <w:b/>
+          <w:bCs/>
+          <w:sz w:val="18"/>
+          <w:szCs w:val="18"/>
+        </w:rPr>
+        <w:t xml:space="preserve">LOTE </w:t>
+      </w:r>
+      <w:r>
+        <w:rPr>
+          <w:rFonts w:asciiTheme="minorBidi" w:hAnsiTheme="minorBidi" w:cstheme="minorBidi"/>
+          <w:b/>
+          <w:bCs/>
+          <w:sz w:val="18"/>
+          <w:szCs w:val="18"/>
+        </w:rPr>
+        <w:t>«LOTE»</w:t>
+      </w:r>
+      <w:r>
+        <w:rPr>
+          <w:rFonts w:asciiTheme="minorBidi" w:hAnsiTheme="minorBidi" w:cstheme="minorBidi"/>
+          <w:b/>
+          <w:bCs/>
+          <w:sz w:val="18"/>
+          <w:szCs w:val="18"/>
+        </w:rPr>
+        <w:t xml:space="preserve">, </w:t>
+      </w:r>
+      <w:r>
+        <w:rPr>
+          <w:rFonts w:asciiTheme="minorBidi" w:hAnsiTheme="minorBidi" w:cstheme="minorBidi"/>
+          <w:sz w:val="18"/>
+          <w:szCs w:val="18"/>
+        </w:rPr>
+        <w:t xml:space="preserve">DE LA </w:t>
+      </w:r>
+      <w:r>
+        <w:rPr>
+          <w:rFonts w:asciiTheme="minorBidi" w:hAnsiTheme="minorBidi" w:cstheme="minorBidi"/>
+          <w:b/>
+          <w:bCs/>
+          <w:sz w:val="18"/>
+          <w:szCs w:val="18"/>
+        </w:rPr>
+        <w:t xml:space="preserve">MANZANA </w:t>
+      </w:r>
+      <w:r>
+        <w:rPr>
+          <w:rFonts w:asciiTheme="minorBidi" w:hAnsiTheme="minorBidi" w:cstheme="minorBidi"/>
+          <w:b/>
+          <w:bCs/>
+          <w:sz w:val="18"/>
+          <w:szCs w:val="18"/>
+        </w:rPr>
+        <w:t>«MZ»</w:t>
+      </w:r>
+      <w:r>
+        <w:rPr>
+          <w:rFonts w:asciiTheme="minorBidi" w:hAnsiTheme="minorBidi" w:cstheme="minorBidi"/>
+          <w:b/>
+          <w:bCs/>
+          <w:sz w:val="18"/>
+          <w:szCs w:val="18"/>
+        </w:rPr>
+        <w:t xml:space="preserve">, </w:t>
+      </w:r>
+      <w:r>
+        <w:rPr>
+          <w:rFonts w:asciiTheme="minorBidi" w:hAnsiTheme="minorBidi" w:cstheme="minorBidi"/>
+          <w:sz w:val="18"/>
+          <w:szCs w:val="18"/>
+        </w:rPr>
+        <w:t xml:space="preserve">CON UN AREA DE </w:t>
+      </w:r>
+      <w:r>
+        <w:rPr>
+          <w:rFonts w:asciiTheme="minorBidi" w:hAnsiTheme="minorBidi" w:cstheme="minorBidi"/>
+          <w:b/>
+          <w:bCs/>
+          <w:sz w:val="18"/>
+          <w:szCs w:val="18"/>
+        </w:rPr>
+        <w:t xml:space="preserve">«AREA» M2 </w:t>
+      </w:r>
+      <w:r>
+        <w:rPr>
+          <w:rFonts w:asciiTheme="minorBidi" w:hAnsiTheme="minorBidi" w:cstheme="minorBidi"/>
+          <w:b/>
+          <w:bCs/>
+          <w:sz w:val="18"/>
+          <w:szCs w:val="18"/>
+        </w:rPr>
         <w:lastRenderedPageBreak/>
-        <w:t xml:space="preserve">POR INTERMEDIO DEL PRESENTE CONTRATO, </w:t>
-      </w:r>
-      <w:r>
-        <w:rPr>
-          <w:rFonts w:asciiTheme="minorBidi" w:hAnsiTheme="minorBidi" w:cstheme="minorBidi"/>
-          <w:b/>
-          <w:bCs/>
-          <w:sz w:val="18"/>
-          <w:szCs w:val="18"/>
-        </w:rPr>
-        <w:t>LA VENDEDORA</w:t>
-      </w:r>
-      <w:r>
-        <w:rPr>
-          <w:rFonts w:asciiTheme="minorBidi" w:hAnsiTheme="minorBidi" w:cstheme="minorBidi"/>
-          <w:sz w:val="18"/>
-          <w:szCs w:val="18"/>
-        </w:rPr>
-        <w:t xml:space="preserve">, TRANSFIERE, EN VENTA REAL Y ENAJENACION PERPETUA, </w:t>
-      </w:r>
-      <w:r>
-        <w:rPr>
-          <w:rFonts w:asciiTheme="minorBidi" w:hAnsiTheme="minorBidi" w:cstheme="minorBidi"/>
-          <w:sz w:val="18"/>
-          <w:szCs w:val="18"/>
-        </w:rPr>
-        <w:t xml:space="preserve">EL </w:t>
-      </w:r>
-      <w:r>
-        <w:rPr>
-          <w:rFonts w:asciiTheme="minorBidi" w:hAnsiTheme="minorBidi" w:cstheme="minorBidi"/>
-          <w:b/>
-          <w:bCs/>
-          <w:sz w:val="18"/>
-          <w:szCs w:val="18"/>
-        </w:rPr>
-        <w:t xml:space="preserve">LOTE </w:t>
-      </w:r>
-      <w:r>
-        <w:rPr>
-          <w:rFonts w:asciiTheme="minorBidi" w:hAnsiTheme="minorBidi" w:cstheme="minorBidi"/>
-          <w:b/>
-          <w:bCs/>
-          <w:sz w:val="18"/>
-          <w:szCs w:val="18"/>
-        </w:rPr>
-        <w:t>«LOTE»</w:t>
-      </w:r>
-      <w:r>
-        <w:rPr>
-          <w:rFonts w:asciiTheme="minorBidi" w:hAnsiTheme="minorBidi" w:cstheme="minorBidi"/>
-          <w:b/>
-          <w:bCs/>
-          <w:sz w:val="18"/>
-          <w:szCs w:val="18"/>
-        </w:rPr>
-        <w:t xml:space="preserve">, </w:t>
-      </w:r>
-      <w:r>
-        <w:rPr>
-          <w:rFonts w:asciiTheme="minorBidi" w:hAnsiTheme="minorBidi" w:cstheme="minorBidi"/>
-          <w:sz w:val="18"/>
-          <w:szCs w:val="18"/>
-        </w:rPr>
-        <w:t xml:space="preserve">DE LA </w:t>
-      </w:r>
-      <w:r>
-        <w:rPr>
-          <w:rFonts w:asciiTheme="minorBidi" w:hAnsiTheme="minorBidi" w:cstheme="minorBidi"/>
-          <w:b/>
-          <w:bCs/>
-          <w:sz w:val="18"/>
-          <w:szCs w:val="18"/>
-        </w:rPr>
-        <w:t xml:space="preserve">MANZANA </w:t>
-      </w:r>
-      <w:r>
-        <w:rPr>
-          <w:rFonts w:asciiTheme="minorBidi" w:hAnsiTheme="minorBidi" w:cstheme="minorBidi"/>
-          <w:b/>
-          <w:bCs/>
-          <w:sz w:val="18"/>
-          <w:szCs w:val="18"/>
-        </w:rPr>
-        <w:t>«MZ»</w:t>
-      </w:r>
-      <w:r>
-        <w:rPr>
-          <w:rFonts w:asciiTheme="minorBidi" w:hAnsiTheme="minorBidi" w:cstheme="minorBidi"/>
-          <w:b/>
-          <w:bCs/>
-          <w:sz w:val="18"/>
-          <w:szCs w:val="18"/>
-        </w:rPr>
-        <w:t xml:space="preserve">, </w:t>
-      </w:r>
-      <w:r>
-        <w:rPr>
-          <w:rFonts w:asciiTheme="minorBidi" w:hAnsiTheme="minorBidi" w:cstheme="minorBidi"/>
-          <w:sz w:val="18"/>
-          <w:szCs w:val="18"/>
-        </w:rPr>
-        <w:t xml:space="preserve">CON UN AREA DE </w:t>
-      </w:r>
-      <w:r>
-        <w:rPr>
-          <w:rFonts w:asciiTheme="minorBidi" w:hAnsiTheme="minorBidi" w:cstheme="minorBidi"/>
-          <w:b/>
-          <w:bCs/>
-          <w:sz w:val="18"/>
-          <w:szCs w:val="18"/>
-        </w:rPr>
-        <w:t>«_AREA» M2 («_AREA_TEXTO» METROS CUADRADOS)</w:t>
+        <w:t>(«AREA_TEXTO» METROS CUADRADOS)</w:t>
       </w:r>
       <w:r>
         <w:rPr>
@@ -1480,7 +1379,27 @@
           <w:sz w:val="18"/>
           <w:szCs w:val="18"/>
         </w:rPr>
-        <w:t>«_PROMT»</w:t>
+        <w:t>«</w:t>
+      </w:r>
+      <w:r>
+        <w:rPr>
+          <w:rFonts w:asciiTheme="minorBidi" w:hAnsiTheme="minorBidi" w:cstheme="minorBidi"/>
+          <w:b/>
+          <w:bCs/>
+          <w:sz w:val="18"/>
+          <w:szCs w:val="18"/>
+        </w:rPr>
+        <w:t>COMPRADOR</w:t>
+      </w:r>
+      <w:r>
+        <w:rPr>
+          <w:rFonts w:asciiTheme="minorBidi" w:hAnsiTheme="minorBidi" w:cstheme="minorBidi"/>
+          <w:b/>
+          <w:bCs/>
+          <w:sz w:val="18"/>
+          <w:szCs w:val="18"/>
+        </w:rPr>
+        <w:t>»</w:t>
       </w:r>
       <w:r>
         <w:rPr>
@@ -1497,27 +1416,25 @@
           <w:sz w:val="18"/>
           <w:szCs w:val="18"/>
         </w:rPr>
-        <w:t>US$«_</w:t>
-      </w:r>
-      <w:proofErr w:type="gramStart"/>
-      <w:r>
-        <w:rPr>
-          <w:rFonts w:asciiTheme="minorBidi" w:hAnsiTheme="minorBidi" w:cstheme="minorBidi"/>
-          <w:b/>
-          <w:sz w:val="18"/>
-          <w:szCs w:val="18"/>
-        </w:rPr>
-        <w:t>PRECIO»(</w:t>
-      </w:r>
-      <w:proofErr w:type="gramEnd"/>
-      <w:r>
-        <w:rPr>
-          <w:rFonts w:asciiTheme="minorBidi" w:hAnsiTheme="minorBidi" w:cstheme="minorBidi"/>
-          <w:b/>
-          <w:sz w:val="18"/>
-          <w:szCs w:val="18"/>
-        </w:rPr>
-        <w:t>«_PRECIO_TEXTO» Y «_PRECIO_DECIMAL»/100 DOLARES AMERICANOS)</w:t>
+        <w:t>US$«PRECIO»</w:t>
+      </w:r>
+      <w:r>
+        <w:rPr>
+          <w:rFonts w:asciiTheme="minorBidi" w:hAnsiTheme="minorBidi" w:cstheme="minorBidi"/>
+          <w:b/>
+          <w:sz w:val="18"/>
+          <w:szCs w:val="18"/>
+        </w:rPr>
+        <w:t xml:space="preserve"> </w:t>
+      </w:r>
+      <w:r>
+        <w:rPr>
+          <w:rFonts w:asciiTheme="minorBidi" w:hAnsiTheme="minorBidi" w:cstheme="minorBidi"/>
+          <w:b/>
+          <w:sz w:val="18"/>
+          <w:szCs w:val="18"/>
+        </w:rPr>
+        <w:t>(«PRECIO_TEXTO» Y «PRECIO_DECIMAL»/100 DOLARES AMERICANOS)</w:t>
       </w:r>
       <w:r>
         <w:rPr>
@@ -1582,9 +1499,8 @@
           <w:sz w:val="18"/>
           <w:szCs w:val="18"/>
         </w:rPr>
-        <w:t>S</w:t>
-      </w:r>
-      <w:proofErr w:type="gramStart"/>
+        <w:t>S/«</w:t>
+      </w:r>
       <w:r>
         <w:rPr>
           <w:rFonts w:ascii="Arial" w:hAnsi="Arial" w:cs="Arial"/>
@@ -1592,9 +1508,8 @@
           <w:sz w:val="18"/>
           <w:szCs w:val="18"/>
         </w:rPr>
-        <w:t>/«</w:t>
-      </w:r>
-      <w:proofErr w:type="gramEnd"/>
+        <w:t>SEP_SOLES</w:t>
+      </w:r>
       <w:r>
         <w:rPr>
           <w:rFonts w:ascii="Arial" w:hAnsi="Arial" w:cs="Arial"/>
@@ -1602,16 +1517,232 @@
           <w:sz w:val="18"/>
           <w:szCs w:val="18"/>
         </w:rPr>
-        <w:t xml:space="preserve">_SEP_SOLES»(«_SEP_SOLES_TEXTO» Y «_SEP_SOLES_DECIMAL»/100 SOLES) QUE AL TIPO DE CAMBIO DE S/ 4.00 (CUATRO Y 00/100 SOLES) EQUIVALE A </w:t>
+        <w:t>»</w:t>
       </w:r>
       <w:r>
         <w:rPr>
           <w:rFonts w:ascii="Arial" w:hAnsi="Arial" w:cs="Arial"/>
-          <w:b/>
-          <w:sz w:val="18"/>
-          <w:szCs w:val="18"/>
-        </w:rPr>
-        <w:t>US$«_SEPARACION»(«_SEPARACION_TEXTO» Y «_SEPARACION_DECIMAL»/100 DOLARES AMERICANOS</w:t>
+          <w:bCs/>
+          <w:sz w:val="18"/>
+          <w:szCs w:val="18"/>
+        </w:rPr>
+        <w:t xml:space="preserve"> </w:t>
+      </w:r>
+      <w:r>
+        <w:rPr>
+          <w:rFonts w:ascii="Arial" w:hAnsi="Arial" w:cs="Arial"/>
+          <w:bCs/>
+          <w:sz w:val="18"/>
+          <w:szCs w:val="18"/>
+        </w:rPr>
+        <w:t>(«</w:t>
+      </w:r>
+      <w:r>
+        <w:rPr>
+          <w:rFonts w:ascii="Arial" w:hAnsi="Arial" w:cs="Arial"/>
+          <w:bCs/>
+          <w:sz w:val="18"/>
+          <w:szCs w:val="18"/>
+        </w:rPr>
+        <w:t>SEP_SOLES_TEXTO</w:t>
+      </w:r>
+      <w:r>
+        <w:rPr>
+          <w:rFonts w:ascii="Arial" w:hAnsi="Arial" w:cs="Arial"/>
+          <w:bCs/>
+          <w:sz w:val="18"/>
+          <w:szCs w:val="18"/>
+        </w:rPr>
+        <w:t>» Y «</w:t>
+      </w:r>
+      <w:r>
+        <w:rPr>
+          <w:rFonts w:ascii="Arial" w:hAnsi="Arial" w:cs="Arial"/>
+          <w:bCs/>
+          <w:sz w:val="18"/>
+          <w:szCs w:val="18"/>
+        </w:rPr>
+        <w:t>SEP_SOLES_DECIMA</w:t>
+      </w:r>
+      <w:r>
+        <w:rPr>
+          <w:rFonts w:ascii="Arial" w:hAnsi="Arial" w:cs="Arial"/>
+          <w:bCs/>
+          <w:sz w:val="18"/>
+          <w:szCs w:val="18"/>
+        </w:rPr>
+        <w:t>L</w:t>
+      </w:r>
+      <w:r>
+        <w:rPr>
+          <w:rFonts w:ascii="Arial" w:hAnsi="Arial" w:cs="Arial"/>
+          <w:bCs/>
+          <w:sz w:val="18"/>
+          <w:szCs w:val="18"/>
+        </w:rPr>
+        <w:t xml:space="preserve">»/100 SOLES) QUE AL TIPO DE CAMBIO DE S/ </w:t>
+      </w:r>
+      <w:r>
+        <w:rPr>
+          <w:rFonts w:ascii="Arial" w:hAnsi="Arial" w:cs="Arial"/>
+          <w:bCs/>
+          <w:sz w:val="18"/>
+          <w:szCs w:val="18"/>
+        </w:rPr>
+        <w:t>«</w:t>
+      </w:r>
+      <w:r>
+        <w:rPr>
+          <w:rFonts w:ascii="Arial" w:hAnsi="Arial" w:cs="Arial"/>
+          <w:bCs/>
+          <w:sz w:val="18"/>
+          <w:szCs w:val="18"/>
+        </w:rPr>
+        <w:t>TIPO_CAMBIO</w:t>
+      </w:r>
+      <w:r>
+        <w:rPr>
+          <w:rFonts w:ascii="Arial" w:hAnsi="Arial" w:cs="Arial"/>
+          <w:bCs/>
+          <w:sz w:val="18"/>
+          <w:szCs w:val="18"/>
+        </w:rPr>
+        <w:t>»</w:t>
+      </w:r>
+      <w:r>
+        <w:rPr>
+          <w:rFonts w:ascii="Arial" w:hAnsi="Arial" w:cs="Arial"/>
+          <w:bCs/>
+          <w:sz w:val="18"/>
+          <w:szCs w:val="18"/>
+        </w:rPr>
+        <w:t xml:space="preserve"> </w:t>
+      </w:r>
+      <w:r>
+        <w:rPr>
+          <w:rFonts w:ascii="Arial" w:hAnsi="Arial" w:cs="Arial"/>
+          <w:bCs/>
+          <w:sz w:val="18"/>
+          <w:szCs w:val="18"/>
+        </w:rPr>
+        <w:t xml:space="preserve">(CUATRO Y </w:t>
+      </w:r>
+      <w:r>
+        <w:rPr>
+          <w:rFonts w:ascii="Arial" w:hAnsi="Arial" w:cs="Arial"/>
+          <w:bCs/>
+          <w:sz w:val="18"/>
+          <w:szCs w:val="18"/>
+        </w:rPr>
+        <w:t>«</w:t>
+      </w:r>
+      <w:r>
+        <w:rPr>
+          <w:rFonts w:ascii="Arial" w:hAnsi="Arial" w:cs="Arial"/>
+          <w:bCs/>
+          <w:sz w:val="18"/>
+          <w:szCs w:val="18"/>
+        </w:rPr>
+        <w:t>TC_DECIMAL</w:t>
+      </w:r>
+      <w:r>
+        <w:rPr>
+          <w:rFonts w:ascii="Arial" w:hAnsi="Arial" w:cs="Arial"/>
+          <w:bCs/>
+          <w:sz w:val="18"/>
+          <w:szCs w:val="18"/>
+        </w:rPr>
+        <w:t>»</w:t>
+      </w:r>
+      <w:r>
+        <w:rPr>
+          <w:rFonts w:ascii="Arial" w:hAnsi="Arial" w:cs="Arial"/>
+          <w:bCs/>
+          <w:sz w:val="18"/>
+          <w:szCs w:val="18"/>
+        </w:rPr>
+        <w:t xml:space="preserve">/100 SOLES) EQUIVALE A </w:t>
+      </w:r>
+      <w:r>
+        <w:rPr>
+          <w:rFonts w:ascii="Arial" w:hAnsi="Arial" w:cs="Arial"/>
+          <w:b/>
+          <w:sz w:val="18"/>
+          <w:szCs w:val="18"/>
+        </w:rPr>
+        <w:t>US$«</w:t>
+      </w:r>
+      <w:r>
+        <w:rPr>
+          <w:rFonts w:ascii="Arial" w:hAnsi="Arial" w:cs="Arial"/>
+          <w:b/>
+          <w:sz w:val="18"/>
+          <w:szCs w:val="18"/>
+        </w:rPr>
+        <w:t>SEP</w:t>
+      </w:r>
+      <w:r>
+        <w:rPr>
+          <w:rFonts w:ascii="Arial" w:hAnsi="Arial" w:cs="Arial"/>
+          <w:b/>
+          <w:sz w:val="18"/>
+          <w:szCs w:val="18"/>
+        </w:rPr>
+        <w:t>»</w:t>
+      </w:r>
+      <w:r>
+        <w:rPr>
+          <w:rFonts w:ascii="Arial" w:hAnsi="Arial" w:cs="Arial"/>
+          <w:b/>
+          <w:sz w:val="18"/>
+          <w:szCs w:val="18"/>
+        </w:rPr>
+        <w:t xml:space="preserve"> </w:t>
+      </w:r>
+      <w:r>
+        <w:rPr>
+          <w:rFonts w:ascii="Arial" w:hAnsi="Arial" w:cs="Arial"/>
+          <w:b/>
+          <w:sz w:val="18"/>
+          <w:szCs w:val="18"/>
+        </w:rPr>
+        <w:t>(«</w:t>
+      </w:r>
+      <w:r>
+        <w:rPr>
+          <w:rFonts w:ascii="Arial" w:hAnsi="Arial" w:cs="Arial"/>
+          <w:b/>
+          <w:sz w:val="18"/>
+          <w:szCs w:val="18"/>
+        </w:rPr>
+        <w:t>SEP_TEXTO</w:t>
+      </w:r>
+      <w:r>
+        <w:rPr>
+          <w:rFonts w:ascii="Arial" w:hAnsi="Arial" w:cs="Arial"/>
+          <w:b/>
+          <w:sz w:val="18"/>
+          <w:szCs w:val="18"/>
+        </w:rPr>
+        <w:t>» Y «</w:t>
+      </w:r>
+      <w:r>
+        <w:rPr>
+          <w:rFonts w:ascii="Arial" w:hAnsi="Arial" w:cs="Arial"/>
+          <w:b/>
+          <w:sz w:val="18"/>
+          <w:szCs w:val="18"/>
+        </w:rPr>
+        <w:t>SEP_DECIMAL</w:t>
+      </w:r>
+      <w:r>
+        <w:rPr>
+          <w:rFonts w:ascii="Arial" w:hAnsi="Arial" w:cs="Arial"/>
+          <w:b/>
+          <w:sz w:val="18"/>
+          <w:szCs w:val="18"/>
+        </w:rPr>
+        <w:t>»/100 DOLARES AMERICANOS</w:t>
       </w:r>
       <w:r>
         <w:rPr>
@@ -1659,9 +1790,28 @@
           <w:sz w:val="18"/>
           <w:szCs w:val="18"/>
         </w:rPr>
-        <w:t>US$«_</w:t>
-      </w:r>
-      <w:proofErr w:type="gramStart"/>
+        <w:t>US$</w:t>
+      </w:r>
+      <w:r>
+        <w:rPr>
+          <w:rFonts w:asciiTheme="minorBidi" w:hAnsiTheme="minorBidi" w:cstheme="minorBidi"/>
+          <w:b/>
+          <w:bCs/>
+          <w:sz w:val="18"/>
+          <w:szCs w:val="18"/>
+        </w:rPr>
+        <w:t>«PAGO»</w:t>
+      </w:r>
+      <w:r>
+        <w:rPr>
+          <w:rFonts w:asciiTheme="minorBidi" w:hAnsiTheme="minorBidi" w:cstheme="minorBidi"/>
+          <w:b/>
+          <w:bCs/>
+          <w:sz w:val="18"/>
+          <w:szCs w:val="18"/>
+        </w:rPr>
+        <w:t xml:space="preserve"> (</w:t>
+      </w:r>
       <w:r>
         <w:rPr>
           <w:rFonts w:ascii="Arial" w:hAnsi="Arial" w:cs="Arial"/>
@@ -1670,9 +1820,18 @@
           <w:sz w:val="18"/>
           <w:szCs w:val="18"/>
         </w:rPr>
-        <w:t>PAGO»(</w:t>
-      </w:r>
-      <w:proofErr w:type="gramEnd"/>
+        <w:t>«</w:t>
+      </w:r>
+      <w:r>
+        <w:rPr>
+          <w:rFonts w:asciiTheme="minorBidi" w:hAnsiTheme="minorBidi" w:cstheme="minorBidi"/>
+          <w:b/>
+          <w:bCs/>
+          <w:sz w:val="18"/>
+          <w:szCs w:val="18"/>
+        </w:rPr>
+        <w:t xml:space="preserve">PAGO_TEXTO» Y «PAGO_DECIMAL»/100 </w:t>
+      </w:r>
       <w:r>
         <w:rPr>
           <w:rFonts w:ascii="Arial" w:hAnsi="Arial" w:cs="Arial"/>
@@ -1681,7 +1840,7 @@
           <w:sz w:val="18"/>
           <w:szCs w:val="18"/>
         </w:rPr>
-        <w:t>«_PAGO_TEXTO» Y «_PAGO_DECIMAL»/100 DOLARES AMERICANOS)</w:t>
+        <w:t>DOLARES AMERICANOS)</w:t>
       </w:r>
       <w:r>
         <w:rPr>
@@ -1689,7 +1848,39 @@
           <w:sz w:val="18"/>
           <w:szCs w:val="18"/>
         </w:rPr>
-        <w:t xml:space="preserve">, HAN SIDO CANCELADOS CON RECURSOS PROPIOS DE «_PROMT» EN EL CUAL SE INCLUYE LA SUMA ENTREGADA POR «_PROMT» A TITULO DE ARRAS AL MOMENTO DE LA CELEBRACION DEL CONTRATO PRIVADO DE PROMESA DE VENTA, DESCRITO EN LA CLAUSULA SEGUNDA, Y QUE LAS PARTES ACUERDAN QUE SEAN IMPUTADAS COMO PAGO DEL PRECIO DE VENTA. </w:t>
+        <w:t>, HAN SIDO CANCELADOS CON RECURSOS PROPIOS DE «</w:t>
+      </w:r>
+      <w:r>
+        <w:rPr>
+          <w:rFonts w:ascii="Arial" w:hAnsi="Arial" w:cs="Arial"/>
+          <w:sz w:val="18"/>
+          <w:szCs w:val="18"/>
+        </w:rPr>
+        <w:t>COMPRADOR</w:t>
+      </w:r>
+      <w:r>
+        <w:rPr>
+          <w:rFonts w:ascii="Arial" w:hAnsi="Arial" w:cs="Arial"/>
+          <w:sz w:val="18"/>
+          <w:szCs w:val="18"/>
+        </w:rPr>
+        <w:t>» EN EL CUAL SE INCLUYE LA SUMA ENTREGADA POR «</w:t>
+      </w:r>
+      <w:r>
+        <w:rPr>
+          <w:rFonts w:ascii="Arial" w:hAnsi="Arial" w:cs="Arial"/>
+          <w:sz w:val="18"/>
+          <w:szCs w:val="18"/>
+        </w:rPr>
+        <w:t>COMPRADOR</w:t>
+      </w:r>
+      <w:r>
+        <w:rPr>
+          <w:rFonts w:ascii="Arial" w:hAnsi="Arial" w:cs="Arial"/>
+          <w:sz w:val="18"/>
+          <w:szCs w:val="18"/>
+        </w:rPr>
+        <w:t xml:space="preserve">» A TITULO DE ARRAS AL MOMENTO DE LA CELEBRACION DEL CONTRATO PRIVADO DE PROMESA DE VENTA, DESCRITO EN LA CLAUSULA SEGUNDA, Y QUE LAS PARTES ACUERDAN QUE SEAN IMPUTADAS COMO PAGO DEL PRECIO DE VENTA. </w:t>
       </w:r>
     </w:p>
     <w:p>
@@ -1709,28 +1900,24 @@
           <w:sz w:val="18"/>
           <w:szCs w:val="18"/>
         </w:rPr>
-        <w:t xml:space="preserve">3.2- EL SALDO POR LA SUMA DE </w:t>
+        <w:t>3.</w:t>
       </w:r>
       <w:r>
         <w:rPr>
           <w:rFonts w:ascii="Arial" w:hAnsi="Arial" w:cs="Arial"/>
-          <w:b/>
-          <w:sz w:val="18"/>
-          <w:szCs w:val="18"/>
-        </w:rPr>
-        <w:t>US$«_</w:t>
-      </w:r>
-      <w:proofErr w:type="gramStart"/>
+          <w:sz w:val="18"/>
+          <w:szCs w:val="18"/>
+        </w:rPr>
+        <w:t>3</w:t>
+      </w:r>
       <w:r>
         <w:rPr>
           <w:rFonts w:ascii="Arial" w:hAnsi="Arial" w:cs="Arial"/>
-          <w:b/>
-          <w:sz w:val="18"/>
-          <w:szCs w:val="18"/>
-        </w:rPr>
-        <w:t>SALDO»(</w:t>
-      </w:r>
-      <w:proofErr w:type="gramEnd"/>
+          <w:sz w:val="18"/>
+          <w:szCs w:val="18"/>
+        </w:rPr>
+        <w:t xml:space="preserve">- EL SALDO POR LA SUMA DE </w:t>
+      </w:r>
       <w:r>
         <w:rPr>
           <w:rFonts w:ascii="Arial" w:hAnsi="Arial" w:cs="Arial"/>
@@ -1738,15 +1925,76 @@
           <w:sz w:val="18"/>
           <w:szCs w:val="18"/>
         </w:rPr>
-        <w:t>«_SALDO_TEXTO» Y «_SALDO_DECIMAL»/100 DOLARES AMERICANOS)</w:t>
+        <w:t>US$«</w:t>
+      </w:r>
+      <w:r>
+        <w:rPr>
+          <w:rFonts w:asciiTheme="minorBidi" w:hAnsiTheme="minorBidi" w:cstheme="minorBidi"/>
+          <w:b/>
+          <w:sz w:val="18"/>
+          <w:szCs w:val="18"/>
+        </w:rPr>
+        <w:t>SALDO»</w:t>
+      </w:r>
+      <w:r>
+        <w:rPr>
+          <w:rFonts w:asciiTheme="minorBidi" w:hAnsiTheme="minorBidi" w:cstheme="minorBidi"/>
+          <w:b/>
+          <w:sz w:val="18"/>
+          <w:szCs w:val="18"/>
+        </w:rPr>
+        <w:t xml:space="preserve"> </w:t>
+      </w:r>
+      <w:r>
+        <w:rPr>
+          <w:rFonts w:asciiTheme="minorBidi" w:hAnsiTheme="minorBidi" w:cstheme="minorBidi"/>
+          <w:b/>
+          <w:sz w:val="18"/>
+          <w:szCs w:val="18"/>
+        </w:rPr>
+        <w:t>(«</w:t>
       </w:r>
       <w:r>
         <w:rPr>
           <w:rFonts w:ascii="Arial" w:hAnsi="Arial" w:cs="Arial"/>
-          <w:sz w:val="18"/>
-          <w:szCs w:val="18"/>
-        </w:rPr>
-        <w:t xml:space="preserve"> SERAN CANCELADOS MEDIANTE DEPÓSITO BANCARIO, TRANSFERENCIA INTERBANCARIA, O CHEQUE DE GERENCIA, A FAVOR DE LA VENDEDORA, EN EL LAPSO DE «PLAZO» («PLAZO_TEXTO») «DIA/MES», SIENDO LA SOLA FIRMA POR PARTE DE LA VENDEDORA EN LA ESCRITURA PUBLICA QUE DE ORIGEN LA PRESENTE MINUTA DE COMPRAVENTA CONSTANCIA SUFICIENTE DE SU CANCELACION TOTAL DEL PRECIO DE VENTA. </w:t>
+          <w:b/>
+          <w:sz w:val="18"/>
+          <w:szCs w:val="18"/>
+        </w:rPr>
+        <w:t>SALDO_TEXTO» Y «SALDO_DECIMAL</w:t>
+      </w:r>
+      <w:r>
+        <w:rPr>
+          <w:rFonts w:ascii="Arial" w:hAnsi="Arial" w:cs="Arial"/>
+          <w:b/>
+          <w:sz w:val="18"/>
+          <w:szCs w:val="18"/>
+        </w:rPr>
+        <w:t>»/100 DOLARES AMERICANOS)</w:t>
+      </w:r>
+      <w:r>
+        <w:rPr>
+          <w:rFonts w:ascii="Arial" w:hAnsi="Arial" w:cs="Arial"/>
+          <w:sz w:val="18"/>
+          <w:szCs w:val="18"/>
+        </w:rPr>
+        <w:t xml:space="preserve"> SERAN CANCELADOS MEDIANTE DEPÓSITO BANCARIO, TRANSFERENCIA INTERBANCARIA, O CHEQUE DE GERENCIA, A FAVOR DE LA VENDEDORA, EN EL LAPSO DE «PLAZO» («PLAZO_TEXTO») </w:t>
+      </w:r>
+      <w:r>
+        <w:rPr>
+          <w:rFonts w:ascii="Arial" w:hAnsi="Arial" w:cs="Arial"/>
+          <w:sz w:val="18"/>
+          <w:szCs w:val="18"/>
+        </w:rPr>
+        <w:t>MESES,</w:t>
+      </w:r>
+      <w:r>
+        <w:rPr>
+          <w:rFonts w:ascii="Arial" w:hAnsi="Arial" w:cs="Arial"/>
+          <w:sz w:val="18"/>
+          <w:szCs w:val="18"/>
+        </w:rPr>
+        <w:t xml:space="preserve"> SIENDO LA SOLA FIRMA POR PARTE DE LA VENDEDORA EN LA ESCRITURA PUBLICA QUE DE ORIGEN LA PRESENTE MINUTA DE COMPRAVENTA CONSTANCIA SUFICIENTE DE SU CANCELACION TOTAL DEL PRECIO DE VENTA. </w:t>
       </w:r>
     </w:p>
     <w:p>
@@ -1779,7 +2027,6 @@
           <w:szCs w:val="18"/>
         </w:rPr>
       </w:pPr>
-      <w:proofErr w:type="gramStart"/>
       <w:r>
         <w:rPr>
           <w:rFonts w:asciiTheme="minorBidi" w:hAnsiTheme="minorBidi" w:cstheme="minorBidi"/>
@@ -1796,16 +2043,7 @@
           <w:sz w:val="18"/>
           <w:szCs w:val="18"/>
         </w:rPr>
-        <w:t>.-</w:t>
-      </w:r>
-      <w:proofErr w:type="gramEnd"/>
-      <w:r>
-        <w:rPr>
-          <w:rFonts w:asciiTheme="minorBidi" w:hAnsiTheme="minorBidi" w:cstheme="minorBidi"/>
-          <w:sz w:val="18"/>
-          <w:szCs w:val="18"/>
-        </w:rPr>
-        <w:t xml:space="preserve"> AMBAS PARTES ACUERDAN LO SIGUIENTE</w:t>
+        <w:t>.- AMBAS PARTES ACUERDAN LO SIGUIENTE</w:t>
       </w:r>
       <w:r>
         <w:rPr>
@@ -1879,7 +2117,25 @@
           <w:sz w:val="18"/>
           <w:szCs w:val="18"/>
         </w:rPr>
-        <w:t>«_PROMT»</w:t>
+        <w:t>«</w:t>
+      </w:r>
+      <w:r>
+        <w:rPr>
+          <w:rFonts w:asciiTheme="minorBidi" w:hAnsiTheme="minorBidi" w:cstheme="minorBidi"/>
+          <w:b/>
+          <w:sz w:val="18"/>
+          <w:szCs w:val="18"/>
+        </w:rPr>
+        <w:t>COMPRADOR</w:t>
+      </w:r>
+      <w:r>
+        <w:rPr>
+          <w:rFonts w:asciiTheme="minorBidi" w:hAnsiTheme="minorBidi" w:cstheme="minorBidi"/>
+          <w:b/>
+          <w:sz w:val="18"/>
+          <w:szCs w:val="18"/>
+        </w:rPr>
+        <w:t>»</w:t>
       </w:r>
       <w:r>
         <w:rPr>
@@ -1916,7 +2172,25 @@
           <w:sz w:val="18"/>
           <w:szCs w:val="18"/>
         </w:rPr>
-        <w:t>«_PROMT»</w:t>
+        <w:t>«</w:t>
+      </w:r>
+      <w:r>
+        <w:rPr>
+          <w:rFonts w:asciiTheme="minorBidi" w:hAnsiTheme="minorBidi" w:cstheme="minorBidi"/>
+          <w:bCs/>
+          <w:sz w:val="18"/>
+          <w:szCs w:val="18"/>
+        </w:rPr>
+        <w:t>COMPRADOR</w:t>
+      </w:r>
+      <w:r>
+        <w:rPr>
+          <w:rFonts w:asciiTheme="minorBidi" w:hAnsiTheme="minorBidi" w:cstheme="minorBidi"/>
+          <w:bCs/>
+          <w:sz w:val="18"/>
+          <w:szCs w:val="18"/>
+        </w:rPr>
+        <w:t>»</w:t>
       </w:r>
       <w:r>
         <w:rPr>
@@ -1986,7 +2260,25 @@
           <w:sz w:val="18"/>
           <w:szCs w:val="18"/>
         </w:rPr>
-        <w:t xml:space="preserve">«_PROMT» </w:t>
+        <w:t>«</w:t>
+      </w:r>
+      <w:r>
+        <w:rPr>
+          <w:rFonts w:asciiTheme="minorBidi" w:hAnsiTheme="minorBidi" w:cstheme="minorBidi"/>
+          <w:b/>
+          <w:sz w:val="18"/>
+          <w:szCs w:val="18"/>
+        </w:rPr>
+        <w:t>COMPRADOR</w:t>
+      </w:r>
+      <w:r>
+        <w:rPr>
+          <w:rFonts w:asciiTheme="minorBidi" w:hAnsiTheme="minorBidi" w:cstheme="minorBidi"/>
+          <w:b/>
+          <w:sz w:val="18"/>
+          <w:szCs w:val="18"/>
+        </w:rPr>
+        <w:t xml:space="preserve">» </w:t>
       </w:r>
       <w:r>
         <w:rPr>
@@ -2063,7 +2355,7 @@
     </w:p>
     <w:p>
       <w:pPr>
-        <w:spacing w:line="348" w:lineRule="auto"/>
+        <w:spacing w:line="336" w:lineRule="auto"/>
         <w:jc w:val="both"/>
         <w:rPr>
           <w:rFonts w:asciiTheme="minorBidi" w:hAnsiTheme="minorBidi" w:cstheme="minorBidi"/>
@@ -2072,7 +2364,6 @@
           <w:szCs w:val="18"/>
         </w:rPr>
       </w:pPr>
-      <w:proofErr w:type="gramStart"/>
       <w:r>
         <w:rPr>
           <w:rFonts w:asciiTheme="minorBidi" w:hAnsiTheme="minorBidi" w:cstheme="minorBidi"/>
@@ -2090,12 +2381,39 @@
           <w:sz w:val="18"/>
           <w:szCs w:val="18"/>
         </w:rPr>
-        <w:t>.-</w:t>
-      </w:r>
-      <w:proofErr w:type="gramEnd"/>
-      <w:r>
-        <w:rPr>
-          <w:rFonts w:asciiTheme="minorBidi" w:hAnsiTheme="minorBidi" w:cstheme="minorBidi"/>
+        <w:t xml:space="preserve">.- </w:t>
+      </w:r>
+      <w:r>
+        <w:rPr>
+          <w:rFonts w:asciiTheme="minorBidi" w:hAnsiTheme="minorBidi" w:cstheme="minorBidi"/>
+          <w:b/>
+          <w:sz w:val="18"/>
+          <w:szCs w:val="18"/>
+        </w:rPr>
+        <w:t xml:space="preserve">LA VENDEDORA </w:t>
+      </w:r>
+      <w:r>
+        <w:rPr>
+          <w:rFonts w:asciiTheme="minorBidi" w:hAnsiTheme="minorBidi" w:cstheme="minorBidi"/>
+          <w:bCs/>
+          <w:sz w:val="18"/>
+          <w:szCs w:val="18"/>
+        </w:rPr>
+        <w:t>SE COMPROMETE A REALIZAR LA EJECUCION</w:t>
+      </w:r>
+      <w:r>
+        <w:rPr>
+          <w:rFonts w:asciiTheme="minorBidi" w:hAnsiTheme="minorBidi" w:cstheme="minorBidi"/>
+          <w:bCs/>
+          <w:sz w:val="18"/>
+          <w:szCs w:val="18"/>
+        </w:rPr>
+        <w:t xml:space="preserve"> DE LA RESIDENCIAL NUEVO SANTA BEATRIZ</w:t>
+      </w:r>
+      <w:r>
+        <w:rPr>
+          <w:rFonts w:asciiTheme="minorBidi" w:hAnsiTheme="minorBidi" w:cstheme="minorBidi"/>
+          <w:bCs/>
           <w:sz w:val="18"/>
           <w:szCs w:val="18"/>
         </w:rPr>
@@ -2104,42 +2422,6 @@
       <w:r>
         <w:rPr>
           <w:rFonts w:asciiTheme="minorBidi" w:hAnsiTheme="minorBidi" w:cstheme="minorBidi"/>
-          <w:b/>
-          <w:sz w:val="18"/>
-          <w:szCs w:val="18"/>
-        </w:rPr>
-        <w:t xml:space="preserve">LA VENDEDORA </w:t>
-      </w:r>
-      <w:r>
-        <w:rPr>
-          <w:rFonts w:asciiTheme="minorBidi" w:hAnsiTheme="minorBidi" w:cstheme="minorBidi"/>
-          <w:bCs/>
-          <w:sz w:val="18"/>
-          <w:szCs w:val="18"/>
-        </w:rPr>
-        <w:t>SE COMPROMETE A REALIZAR LA EJECUCION</w:t>
-      </w:r>
-      <w:r>
-        <w:rPr>
-          <w:rFonts w:asciiTheme="minorBidi" w:hAnsiTheme="minorBidi" w:cstheme="minorBidi"/>
-          <w:bCs/>
-          <w:sz w:val="18"/>
-          <w:szCs w:val="18"/>
-        </w:rPr>
-        <w:t xml:space="preserve"> DE LA RESIDENCIAL NUEVO SANTA BEATRIZ</w:t>
-      </w:r>
-      <w:r>
-        <w:rPr>
-          <w:rFonts w:asciiTheme="minorBidi" w:hAnsiTheme="minorBidi" w:cstheme="minorBidi"/>
-          <w:bCs/>
-          <w:sz w:val="18"/>
-          <w:szCs w:val="18"/>
-        </w:rPr>
-        <w:t xml:space="preserve"> </w:t>
-      </w:r>
-      <w:r>
-        <w:rPr>
-          <w:rFonts w:asciiTheme="minorBidi" w:hAnsiTheme="minorBidi" w:cstheme="minorBidi"/>
           <w:bCs/>
           <w:sz w:val="18"/>
           <w:szCs w:val="18"/>
@@ -2153,7 +2435,25 @@
           <w:sz w:val="18"/>
           <w:szCs w:val="18"/>
         </w:rPr>
-        <w:t xml:space="preserve"> INSTALACION DE LOS SERVICIOS BASICOS COMO ELECTRIFICACIÓN, AGUA Y ALCANTARILLADO EN CADA UNIDAD INDEPENDIZADA.  </w:t>
+        <w:t xml:space="preserve"> INSTALACION DE LOS SERVICIOS BASICOS COMO ELECTRIFICACIÓN, AGUA Y ALCANTARILLAD</w:t>
+      </w:r>
+      <w:r>
+        <w:rPr>
+          <w:rFonts w:asciiTheme="minorBidi" w:hAnsiTheme="minorBidi" w:cstheme="minorBidi"/>
+          <w:bCs/>
+          <w:sz w:val="18"/>
+          <w:szCs w:val="18"/>
+        </w:rPr>
+        <w:t>O</w:t>
+      </w:r>
+      <w:r>
+        <w:rPr>
+          <w:rFonts w:asciiTheme="minorBidi" w:hAnsiTheme="minorBidi" w:cstheme="minorBidi"/>
+          <w:bCs/>
+          <w:sz w:val="18"/>
+          <w:szCs w:val="18"/>
+        </w:rPr>
+        <w:t xml:space="preserve">.  </w:t>
       </w:r>
     </w:p>
     <w:p>
@@ -2167,7 +2467,6 @@
           <w:szCs w:val="18"/>
         </w:rPr>
       </w:pPr>
-      <w:proofErr w:type="gramStart"/>
       <w:r>
         <w:rPr>
           <w:rFonts w:asciiTheme="minorBidi" w:hAnsiTheme="minorBidi" w:cstheme="minorBidi"/>
@@ -2186,7 +2485,6 @@
         </w:rPr>
         <w:t>.-</w:t>
       </w:r>
-      <w:proofErr w:type="gramEnd"/>
       <w:r>
         <w:rPr>
           <w:rFonts w:asciiTheme="minorBidi" w:hAnsiTheme="minorBidi" w:cstheme="minorBidi"/>
@@ -2375,24 +2673,31 @@
           <w:sz w:val="18"/>
           <w:szCs w:val="18"/>
         </w:rPr>
-        <w:t>«_PROMT»</w:t>
-      </w:r>
-      <w:r>
-        <w:rPr>
-          <w:rFonts w:asciiTheme="minorBidi" w:hAnsiTheme="minorBidi" w:cstheme="minorBidi"/>
-          <w:sz w:val="18"/>
-          <w:szCs w:val="18"/>
-        </w:rPr>
-        <w:t xml:space="preserve">, UNA VEZ REALIZADA LA INDEPENDIZACIÓN DE EL INMUEBLE OBJETO DEL PRESENTE CONTRATO EN EL REGISTRO PÚBLICO PERTINENTE, Y TOTALMENTE SANEADO, PARA </w:t>
-      </w:r>
-      <w:r>
-        <w:rPr>
-          <w:rFonts w:asciiTheme="minorBidi" w:hAnsiTheme="minorBidi" w:cstheme="minorBidi"/>
-          <w:sz w:val="18"/>
-          <w:szCs w:val="18"/>
-        </w:rPr>
-        <w:lastRenderedPageBreak/>
-        <w:t xml:space="preserve">CUYOS EFECTOS, LAS PARTES ACUERDAN </w:t>
+        <w:t>«</w:t>
+      </w:r>
+      <w:r>
+        <w:rPr>
+          <w:rFonts w:asciiTheme="minorBidi" w:hAnsiTheme="minorBidi" w:cstheme="minorBidi"/>
+          <w:sz w:val="18"/>
+          <w:szCs w:val="18"/>
+        </w:rPr>
+        <w:t>COMPRADOR</w:t>
+      </w:r>
+      <w:r>
+        <w:rPr>
+          <w:rFonts w:asciiTheme="minorBidi" w:hAnsiTheme="minorBidi" w:cstheme="minorBidi"/>
+          <w:sz w:val="18"/>
+          <w:szCs w:val="18"/>
+        </w:rPr>
+        <w:t>»</w:t>
+      </w:r>
+      <w:r>
+        <w:rPr>
+          <w:rFonts w:asciiTheme="minorBidi" w:hAnsiTheme="minorBidi" w:cstheme="minorBidi"/>
+          <w:sz w:val="18"/>
+          <w:szCs w:val="18"/>
+        </w:rPr>
+        <w:t xml:space="preserve">, UNA VEZ REALIZADA LA INDEPENDIZACIÓN DE EL INMUEBLE OBJETO DEL PRESENTE CONTRATO EN EL REGISTRO PÚBLICO PERTINENTE, Y TOTALMENTE SANEADO, PARA CUYOS EFECTOS, LAS PARTES ACUERDAN </w:t>
       </w:r>
       <w:r>
         <w:rPr>
@@ -2426,7 +2731,37 @@
           <w:sz w:val="18"/>
           <w:szCs w:val="18"/>
         </w:rPr>
-        <w:t xml:space="preserve">20 (VEINTE) </w:t>
+        <w:t>«ENTREGA»</w:t>
+      </w:r>
+      <w:r>
+        <w:rPr>
+          <w:rFonts w:asciiTheme="minorBidi" w:hAnsiTheme="minorBidi" w:cstheme="minorBidi"/>
+          <w:b/>
+          <w:bCs/>
+          <w:sz w:val="18"/>
+          <w:szCs w:val="18"/>
+        </w:rPr>
+        <w:t xml:space="preserve"> (</w:t>
+      </w:r>
+      <w:r>
+        <w:rPr>
+          <w:rFonts w:asciiTheme="minorBidi" w:hAnsiTheme="minorBidi" w:cstheme="minorBidi"/>
+          <w:b/>
+          <w:bCs/>
+          <w:sz w:val="18"/>
+          <w:szCs w:val="18"/>
+        </w:rPr>
+        <w:t>«ENTREGA_TEXTO»</w:t>
+      </w:r>
+      <w:r>
+        <w:rPr>
+          <w:rFonts w:asciiTheme="minorBidi" w:hAnsiTheme="minorBidi" w:cstheme="minorBidi"/>
+          <w:b/>
+          <w:bCs/>
+          <w:sz w:val="18"/>
+          <w:szCs w:val="18"/>
+        </w:rPr>
+        <w:t xml:space="preserve">) </w:t>
       </w:r>
       <w:r>
         <w:rPr>
@@ -2462,6 +2797,7 @@
           <w:sz w:val="18"/>
           <w:szCs w:val="18"/>
         </w:rPr>
+        <w:lastRenderedPageBreak/>
         <w:t>SIN PERJUICIO DE LO ANTERIOR, LAS PARTES ACUERDAN QUE EXCEPCIONALMENTE, LA FECHA MAXIMA DE ENTREGA PUEDE SER PRORROGADA O AMPLIADA HASTA POR TRES (03) MESES</w:t>
       </w:r>
       <w:r>
@@ -2516,7 +2852,6 @@
           <w:szCs w:val="18"/>
         </w:rPr>
       </w:pPr>
-      <w:proofErr w:type="gramStart"/>
       <w:r>
         <w:rPr>
           <w:rFonts w:asciiTheme="minorBidi" w:hAnsiTheme="minorBidi" w:cstheme="minorBidi"/>
@@ -2535,7 +2870,6 @@
         </w:rPr>
         <w:t>.-</w:t>
       </w:r>
-      <w:proofErr w:type="gramEnd"/>
       <w:r>
         <w:rPr>
           <w:rFonts w:asciiTheme="minorBidi" w:hAnsiTheme="minorBidi" w:cstheme="minorBidi"/>
@@ -2560,7 +2894,27 @@
           <w:sz w:val="18"/>
           <w:szCs w:val="18"/>
         </w:rPr>
-        <w:t xml:space="preserve">«_PROMT» </w:t>
+        <w:t>«</w:t>
+      </w:r>
+      <w:r>
+        <w:rPr>
+          <w:rFonts w:asciiTheme="minorBidi" w:hAnsiTheme="minorBidi" w:cstheme="minorBidi"/>
+          <w:b/>
+          <w:bCs/>
+          <w:sz w:val="18"/>
+          <w:szCs w:val="18"/>
+        </w:rPr>
+        <w:t>COMPRADOR</w:t>
+      </w:r>
+      <w:r>
+        <w:rPr>
+          <w:rFonts w:asciiTheme="minorBidi" w:hAnsiTheme="minorBidi" w:cstheme="minorBidi"/>
+          <w:b/>
+          <w:bCs/>
+          <w:sz w:val="18"/>
+          <w:szCs w:val="18"/>
+        </w:rPr>
+        <w:t xml:space="preserve">» </w:t>
       </w:r>
       <w:r>
         <w:rPr>
@@ -2590,7 +2944,6 @@
           <w:szCs w:val="18"/>
         </w:rPr>
       </w:pPr>
-      <w:proofErr w:type="gramStart"/>
       <w:r>
         <w:rPr>
           <w:rFonts w:asciiTheme="minorBidi" w:hAnsiTheme="minorBidi" w:cstheme="minorBidi"/>
@@ -2609,7 +2962,6 @@
         </w:rPr>
         <w:t>.-</w:t>
       </w:r>
-      <w:proofErr w:type="gramEnd"/>
       <w:r>
         <w:rPr>
           <w:rFonts w:asciiTheme="minorBidi" w:hAnsiTheme="minorBidi" w:cstheme="minorBidi"/>
@@ -2718,7 +3070,6 @@
           <w:szCs w:val="18"/>
         </w:rPr>
       </w:pPr>
-      <w:proofErr w:type="gramStart"/>
       <w:r>
         <w:rPr>
           <w:rFonts w:asciiTheme="minorBidi" w:hAnsiTheme="minorBidi" w:cstheme="minorBidi"/>
@@ -2735,16 +3086,7 @@
           <w:sz w:val="18"/>
           <w:szCs w:val="18"/>
         </w:rPr>
-        <w:t>.-</w:t>
-      </w:r>
-      <w:proofErr w:type="gramEnd"/>
-      <w:r>
-        <w:rPr>
-          <w:rFonts w:asciiTheme="minorBidi" w:hAnsiTheme="minorBidi" w:cstheme="minorBidi"/>
-          <w:sz w:val="18"/>
-          <w:szCs w:val="18"/>
-        </w:rPr>
-        <w:t xml:space="preserve"> EQUIVALENCIA ENTRE EL PRECIO Y EL BIEN MATERIA DE VENTA: </w:t>
+        <w:t xml:space="preserve">.- EQUIVALENCIA ENTRE EL PRECIO Y EL BIEN MATERIA DE VENTA: </w:t>
       </w:r>
     </w:p>
     <w:p>
@@ -2818,7 +3160,6 @@
           <w:szCs w:val="18"/>
         </w:rPr>
       </w:pPr>
-      <w:proofErr w:type="gramStart"/>
       <w:r>
         <w:rPr>
           <w:rFonts w:asciiTheme="minorBidi" w:hAnsiTheme="minorBidi" w:cstheme="minorBidi"/>
@@ -2835,16 +3176,7 @@
           <w:sz w:val="18"/>
           <w:szCs w:val="18"/>
         </w:rPr>
-        <w:t>.-</w:t>
-      </w:r>
-      <w:proofErr w:type="gramEnd"/>
-      <w:r>
-        <w:rPr>
-          <w:rFonts w:asciiTheme="minorBidi" w:hAnsiTheme="minorBidi" w:cstheme="minorBidi"/>
-          <w:sz w:val="18"/>
-          <w:szCs w:val="18"/>
-        </w:rPr>
-        <w:t xml:space="preserve"> DECLARACION DE LAS PARTES:</w:t>
+        <w:t>.- DECLARACION DE LAS PARTES:</w:t>
       </w:r>
       <w:r>
         <w:rPr>
@@ -2948,7 +3280,23 @@
           <w:sz w:val="18"/>
           <w:szCs w:val="18"/>
         </w:rPr>
-        <w:t xml:space="preserve">«_PROMT» </w:t>
+        <w:t>«</w:t>
+      </w:r>
+      <w:r>
+        <w:rPr>
+          <w:rFonts w:asciiTheme="minorBidi" w:hAnsiTheme="minorBidi" w:cstheme="minorBidi"/>
+          <w:sz w:val="18"/>
+          <w:szCs w:val="18"/>
+        </w:rPr>
+        <w:t>COMPRADOR</w:t>
+      </w:r>
+      <w:r>
+        <w:rPr>
+          <w:rFonts w:asciiTheme="minorBidi" w:hAnsiTheme="minorBidi" w:cstheme="minorBidi"/>
+          <w:sz w:val="18"/>
+          <w:szCs w:val="18"/>
+        </w:rPr>
+        <w:t xml:space="preserve">» </w:t>
       </w:r>
       <w:r>
         <w:rPr>
@@ -3000,7 +3348,23 @@
           <w:sz w:val="18"/>
           <w:szCs w:val="18"/>
         </w:rPr>
-        <w:t xml:space="preserve">«_PROMT» </w:t>
+        <w:t>«</w:t>
+      </w:r>
+      <w:r>
+        <w:rPr>
+          <w:rFonts w:asciiTheme="minorBidi" w:hAnsiTheme="minorBidi" w:cstheme="minorBidi"/>
+          <w:sz w:val="18"/>
+          <w:szCs w:val="18"/>
+        </w:rPr>
+        <w:t>COMPRADOR</w:t>
+      </w:r>
+      <w:r>
+        <w:rPr>
+          <w:rFonts w:asciiTheme="minorBidi" w:hAnsiTheme="minorBidi" w:cstheme="minorBidi"/>
+          <w:sz w:val="18"/>
+          <w:szCs w:val="18"/>
+        </w:rPr>
+        <w:t xml:space="preserve">» </w:t>
       </w:r>
       <w:r>
         <w:rPr>
@@ -3178,43 +3542,39 @@
           <w:sz w:val="18"/>
           <w:szCs w:val="18"/>
         </w:rPr>
-        <w:t xml:space="preserve">DECIMA </w:t>
-      </w:r>
-      <w:proofErr w:type="gramStart"/>
-      <w:r>
-        <w:rPr>
-          <w:rFonts w:asciiTheme="minorBidi" w:hAnsiTheme="minorBidi" w:cstheme="minorBidi"/>
-          <w:b/>
-          <w:bCs/>
-          <w:sz w:val="18"/>
-          <w:szCs w:val="18"/>
-        </w:rPr>
-        <w:t>PRIMERA</w:t>
-      </w:r>
-      <w:r>
-        <w:rPr>
-          <w:rFonts w:asciiTheme="minorBidi" w:hAnsiTheme="minorBidi" w:cstheme="minorBidi"/>
-          <w:sz w:val="18"/>
-          <w:szCs w:val="18"/>
-        </w:rPr>
-        <w:t>.-</w:t>
-      </w:r>
-      <w:proofErr w:type="gramEnd"/>
-      <w:r>
-        <w:rPr>
-          <w:rFonts w:asciiTheme="minorBidi" w:hAnsiTheme="minorBidi" w:cstheme="minorBidi"/>
-          <w:sz w:val="18"/>
-          <w:szCs w:val="18"/>
-        </w:rPr>
-        <w:t xml:space="preserve"> LOS GASTOS NOTARIALES, REGISTRALES QUE ORIGINE EL PERFECCIONAMIENTO DE ESTE CONTRATO, SERÁN DE CUENTA EXCLUSIVA DE </w:t>
-      </w:r>
-      <w:r>
-        <w:rPr>
-          <w:rFonts w:asciiTheme="minorBidi" w:hAnsiTheme="minorBidi" w:cstheme="minorBidi"/>
-          <w:sz w:val="18"/>
-          <w:szCs w:val="18"/>
-        </w:rPr>
-        <w:t>«_PROMT»</w:t>
+        <w:t>DECIMA PRIMERA</w:t>
+      </w:r>
+      <w:r>
+        <w:rPr>
+          <w:rFonts w:asciiTheme="minorBidi" w:hAnsiTheme="minorBidi" w:cstheme="minorBidi"/>
+          <w:sz w:val="18"/>
+          <w:szCs w:val="18"/>
+        </w:rPr>
+        <w:t xml:space="preserve">.- LOS GASTOS NOTARIALES, REGISTRALES QUE ORIGINE EL PERFECCIONAMIENTO DE ESTE CONTRATO, SERÁN DE CUENTA EXCLUSIVA DE </w:t>
+      </w:r>
+      <w:r>
+        <w:rPr>
+          <w:rFonts w:asciiTheme="minorBidi" w:hAnsiTheme="minorBidi" w:cstheme="minorBidi"/>
+          <w:sz w:val="18"/>
+          <w:szCs w:val="18"/>
+        </w:rPr>
+        <w:t>«</w:t>
+      </w:r>
+      <w:r>
+        <w:rPr>
+          <w:rFonts w:asciiTheme="minorBidi" w:hAnsiTheme="minorBidi" w:cstheme="minorBidi"/>
+          <w:sz w:val="18"/>
+          <w:szCs w:val="18"/>
+        </w:rPr>
+        <w:t>COMPRADOR</w:t>
+      </w:r>
+      <w:r>
+        <w:rPr>
+          <w:rFonts w:asciiTheme="minorBidi" w:hAnsiTheme="minorBidi" w:cstheme="minorBidi"/>
+          <w:sz w:val="18"/>
+          <w:szCs w:val="18"/>
+        </w:rPr>
+        <w:t>»</w:t>
       </w:r>
       <w:r>
         <w:rPr>
@@ -3255,35 +3615,15 @@
           <w:sz w:val="18"/>
           <w:szCs w:val="18"/>
         </w:rPr>
-        <w:t xml:space="preserve">A </w:t>
-      </w:r>
-      <w:proofErr w:type="gramStart"/>
-      <w:r>
-        <w:rPr>
-          <w:rFonts w:asciiTheme="minorBidi" w:hAnsiTheme="minorBidi" w:cstheme="minorBidi"/>
-          <w:b/>
-          <w:bCs/>
-          <w:sz w:val="18"/>
-          <w:szCs w:val="18"/>
-        </w:rPr>
-        <w:t>SEGUNDA</w:t>
-      </w:r>
-      <w:r>
-        <w:rPr>
-          <w:rFonts w:asciiTheme="minorBidi" w:hAnsiTheme="minorBidi" w:cstheme="minorBidi"/>
-          <w:sz w:val="18"/>
-          <w:szCs w:val="18"/>
-        </w:rPr>
-        <w:t>.-</w:t>
-      </w:r>
-      <w:proofErr w:type="gramEnd"/>
-      <w:r>
-        <w:rPr>
-          <w:rFonts w:asciiTheme="minorBidi" w:hAnsiTheme="minorBidi" w:cstheme="minorBidi"/>
-          <w:sz w:val="18"/>
-          <w:szCs w:val="18"/>
-        </w:rPr>
-        <w:t xml:space="preserve"> </w:t>
+        <w:t>A SEGUNDA</w:t>
+      </w:r>
+      <w:r>
+        <w:rPr>
+          <w:rFonts w:asciiTheme="minorBidi" w:hAnsiTheme="minorBidi" w:cstheme="minorBidi"/>
+          <w:sz w:val="18"/>
+          <w:szCs w:val="18"/>
+        </w:rPr>
+        <w:t xml:space="preserve">.- </w:t>
       </w:r>
       <w:r>
         <w:rPr>
@@ -3315,7 +3655,7 @@
           <w:sz w:val="18"/>
           <w:szCs w:val="18"/>
         </w:rPr>
-        <w:t xml:space="preserve">PARA EFECTOS DE CUALQUIER CONTROVERSIA QUE SE GENERE CON MOTIVO DE LA CELEBRACIÓN Y EJECUCIÓN DEL PRESENTE CONTRATO, LAS PARTES SE SOMETEN A LA </w:t>
+        <w:t xml:space="preserve">PARA EFECTOS DE CUALQUIER CONTROVERSIA QUE SE GENERE CON MOTIVO DE LA CELEBRACIÓN Y EJECUCIÓN DEL PRESENTE CONTRATO, LAS PARTES SE SOMETEN A LA COMPETENCIA TERRITORIAL DE LOS JUECES Y TRIBUNALES DE LA CIUDAD DE TRUJILLO, </w:t>
       </w:r>
       <w:r>
         <w:rPr>
@@ -3325,7 +3665,7 @@
           <w:szCs w:val="18"/>
         </w:rPr>
         <w:lastRenderedPageBreak/>
-        <w:t xml:space="preserve">COMPETENCIA TERRITORIAL DE LOS JUECES Y TRIBUNALES DE LA CIUDAD DE TRUJILLO, SEÑALANDO COMO SUS DOMICILIOS LOS CONSIGNADOS EN LAS ESPECIFICACIONES GENERALES DEL PRESENTE DOCUMENTO, EN DONDE SE LES HARÁ LLEGAR TODAS LAS COMUNICACIONES RELACIONADAS CON ESTE CONTRATO. EL CAMBIO DE DOMICILIO DE CUALQUIERA DE LAS PARTES SURTIRÁ EFECTO RESPECTO DE LA OTRA DESDE LA FECHA EN QUE SE LE COMUNIQUE NOTARIALMENTE DICHO CAMBIO. </w:t>
+        <w:t xml:space="preserve">SEÑALANDO COMO SUS DOMICILIOS LOS CONSIGNADOS EN LAS ESPECIFICACIONES GENERALES DEL PRESENTE DOCUMENTO, EN DONDE SE LES HARÁ LLEGAR TODAS LAS COMUNICACIONES RELACIONADAS CON ESTE CONTRATO. EL CAMBIO DE DOMICILIO DE CUALQUIERA DE LAS PARTES SURTIRÁ EFECTO RESPECTO DE LA OTRA DESDE LA FECHA EN QUE SE LE COMUNIQUE NOTARIALMENTE DICHO CAMBIO. </w:t>
       </w:r>
     </w:p>
     <w:p>
@@ -3349,7 +3689,6 @@
         </w:rPr>
         <w:t xml:space="preserve">DECIMO </w:t>
       </w:r>
-      <w:proofErr w:type="gramStart"/>
       <w:r>
         <w:rPr>
           <w:rFonts w:asciiTheme="minorBidi" w:hAnsiTheme="minorBidi" w:cstheme="minorBidi"/>
@@ -3366,16 +3705,7 @@
           <w:sz w:val="18"/>
           <w:szCs w:val="18"/>
         </w:rPr>
-        <w:t>.-</w:t>
-      </w:r>
-      <w:proofErr w:type="gramEnd"/>
-      <w:r>
-        <w:rPr>
-          <w:rFonts w:asciiTheme="minorBidi" w:hAnsiTheme="minorBidi" w:cstheme="minorBidi"/>
-          <w:sz w:val="18"/>
-          <w:szCs w:val="18"/>
-        </w:rPr>
-        <w:t xml:space="preserve"> AMBAS PARTES CONTRATANTES DEBIDAMENTE ENTERADAS DE LAS CLÁUSULAS Y ESTIPULACIONES DEL PRESENTE CONTRATO LO ACEPTAN EN TODAS Y CADA UNA DE SUS PARTES OBLIGÁNDOSE A SU FIEL Y ESTRICTO CUMPLIMIENTO, SUSCRIBIENDO EL PRESENTE</w:t>
+        <w:t>.- AMBAS PARTES CONTRATANTES DEBIDAMENTE ENTERADAS DE LAS CLÁUSULAS Y ESTIPULACIONES DEL PRESENTE CONTRATO LO ACEPTAN EN TODAS Y CADA UNA DE SUS PARTES OBLIGÁNDOSE A SU FIEL Y ESTRICTO CUMPLIMIENTO, SUSCRIBIENDO EL PRESENTE</w:t>
       </w:r>
       <w:r>
         <w:rPr>
@@ -3419,15 +3749,23 @@
           <w:sz w:val="18"/>
           <w:szCs w:val="18"/>
         </w:rPr>
-        <w:t>«FECHA_TEXTO»</w:t>
-      </w:r>
-      <w:r>
-        <w:rPr>
-          <w:rFonts w:asciiTheme="minorBidi" w:hAnsiTheme="minorBidi" w:cstheme="minorBidi"/>
-          <w:sz w:val="18"/>
-          <w:szCs w:val="18"/>
-        </w:rPr>
-        <w:t xml:space="preserve">. </w:t>
+        <w:t>«</w:t>
+      </w:r>
+      <w:r>
+        <w:rPr>
+          <w:rFonts w:asciiTheme="minorBidi" w:hAnsiTheme="minorBidi" w:cstheme="minorBidi"/>
+          <w:sz w:val="18"/>
+          <w:szCs w:val="18"/>
+        </w:rPr>
+        <w:t>FECHA</w:t>
+      </w:r>
+      <w:r>
+        <w:rPr>
+          <w:rFonts w:asciiTheme="minorBidi" w:hAnsiTheme="minorBidi" w:cstheme="minorBidi"/>
+          <w:sz w:val="18"/>
+          <w:szCs w:val="18"/>
+        </w:rPr>
+        <w:t>».</w:t>
       </w:r>
     </w:p>
     <w:p>
@@ -3488,7 +3826,6 @@
         <w:autoSpaceDN w:val="0"/>
         <w:adjustRightInd w:val="0"/>
         <w:spacing w:line="336" w:lineRule="auto"/>
-        <w:ind w:left="709"/>
         <w:jc w:val="both"/>
         <w:rPr>
           <w:rFonts w:asciiTheme="minorBidi" w:hAnsiTheme="minorBidi" w:cstheme="minorBidi"/>
@@ -3548,7 +3885,136 @@
           <w:sz w:val="18"/>
           <w:szCs w:val="18"/>
         </w:rPr>
-      </w:pPr>
+        <w:sectPr>
+          <w:pgSz w:w="11906" w:h="16838"/>
+          <w:pgMar w:top="2835" w:right="737" w:bottom="567" w:left="2381" w:header="709" w:footer="709" w:gutter="0"/>
+          <w:cols w:space="708"/>
+          <w:docGrid w:linePitch="360"/>
+        </w:sectPr>
+      </w:pPr>
+    </w:p>
+    <w:p>
+      <w:pPr>
+        <w:widowControl w:val="0"/>
+        <w:autoSpaceDE w:val="0"/>
+        <w:autoSpaceDN w:val="0"/>
+        <w:adjustRightInd w:val="0"/>
+        <w:spacing w:line="336" w:lineRule="auto"/>
+        <w:jc w:val="center"/>
+        <w:rPr>
+          <w:rFonts w:asciiTheme="minorBidi" w:hAnsiTheme="minorBidi" w:cstheme="minorBidi"/>
+          <w:b/>
+          <w:bCs/>
+          <w:sz w:val="18"/>
+          <w:szCs w:val="18"/>
+        </w:rPr>
+      </w:pPr>
+      <w:r>
+        <w:rPr>
+          <w:rFonts w:asciiTheme="minorBidi" w:hAnsiTheme="minorBidi" w:cstheme="minorBidi"/>
+          <w:b/>
+          <w:bCs/>
+          <w:sz w:val="18"/>
+          <w:szCs w:val="18"/>
+        </w:rPr>
+        <w:t>________________________________</w:t>
+      </w:r>
+      <w:r>
+        <w:rPr>
+          <w:rFonts w:asciiTheme="minorBidi" w:hAnsiTheme="minorBidi" w:cstheme="minorBidi"/>
+          <w:b/>
+          <w:bCs/>
+          <w:sz w:val="18"/>
+          <w:szCs w:val="18"/>
+        </w:rPr>
+        <w:t>______</w:t>
+      </w:r>
+    </w:p>
+    <w:p>
+      <w:pPr>
+        <w:widowControl w:val="0"/>
+        <w:autoSpaceDE w:val="0"/>
+        <w:autoSpaceDN w:val="0"/>
+        <w:adjustRightInd w:val="0"/>
+        <w:spacing w:line="336" w:lineRule="auto"/>
+        <w:jc w:val="center"/>
+        <w:rPr>
+          <w:rFonts w:asciiTheme="minorBidi" w:eastAsia="Arial Unicode MS" w:hAnsiTheme="minorBidi" w:cstheme="minorBidi"/>
+          <w:b/>
+          <w:bCs/>
+          <w:sz w:val="18"/>
+          <w:szCs w:val="18"/>
+          <w:lang w:val="pt-BR"/>
+        </w:rPr>
+      </w:pPr>
+      <w:r>
+        <w:rPr>
+          <w:rFonts w:asciiTheme="minorBidi" w:eastAsia="Arial Unicode MS" w:hAnsiTheme="minorBidi" w:cstheme="minorBidi"/>
+          <w:b/>
+          <w:bCs/>
+          <w:sz w:val="18"/>
+          <w:szCs w:val="18"/>
+          <w:lang w:val="pt-BR"/>
+        </w:rPr>
+        <w:t>ILICH ALEXANDER MERCEDES VALVERDE</w:t>
+      </w:r>
+    </w:p>
+    <w:p>
+      <w:pPr>
+        <w:widowControl w:val="0"/>
+        <w:autoSpaceDE w:val="0"/>
+        <w:autoSpaceDN w:val="0"/>
+        <w:adjustRightInd w:val="0"/>
+        <w:spacing w:line="336" w:lineRule="auto"/>
+        <w:jc w:val="center"/>
+        <w:rPr>
+          <w:rFonts w:asciiTheme="minorBidi" w:eastAsia="Arial Unicode MS" w:hAnsiTheme="minorBidi" w:cstheme="minorBidi"/>
+          <w:b/>
+          <w:bCs/>
+          <w:sz w:val="18"/>
+          <w:szCs w:val="18"/>
+          <w:lang w:val="pt-BR"/>
+        </w:rPr>
+      </w:pPr>
+      <w:r>
+        <w:rPr>
+          <w:rFonts w:asciiTheme="minorBidi" w:hAnsiTheme="minorBidi" w:cstheme="minorBidi"/>
+          <w:b/>
+          <w:bCs/>
+          <w:sz w:val="18"/>
+          <w:szCs w:val="18"/>
+        </w:rPr>
+        <w:t>______________________________________</w:t>
+      </w:r>
+    </w:p>
+    <w:p>
+      <w:pPr>
+        <w:widowControl w:val="0"/>
+        <w:autoSpaceDE w:val="0"/>
+        <w:autoSpaceDN w:val="0"/>
+        <w:adjustRightInd w:val="0"/>
+        <w:spacing w:line="336" w:lineRule="auto"/>
+        <w:jc w:val="center"/>
+        <w:rPr>
+          <w:rFonts w:asciiTheme="minorBidi" w:eastAsia="Arial Unicode MS" w:hAnsiTheme="minorBidi" w:cstheme="minorBidi"/>
+          <w:b/>
+          <w:bCs/>
+          <w:sz w:val="18"/>
+          <w:szCs w:val="18"/>
+          <w:lang w:val="pt-BR"/>
+        </w:rPr>
+      </w:pPr>
+      <w:r>
+        <w:rPr>
+          <w:rFonts w:asciiTheme="minorBidi" w:hAnsiTheme="minorBidi" w:cstheme="minorBidi"/>
+          <w:b/>
+          <w:bCs/>
+          <w:sz w:val="18"/>
+          <w:szCs w:val="18"/>
+          <w:lang w:val="es-ES_tradnl"/>
+        </w:rPr>
+        <w:t>«TITULAR»</w:t>
+      </w:r>
     </w:p>
     <w:p>
       <w:pPr>
@@ -3559,83 +4025,21 @@
         <w:spacing w:line="336" w:lineRule="auto"/>
         <w:jc w:val="both"/>
         <w:rPr>
-          <w:rFonts w:asciiTheme="minorBidi" w:hAnsiTheme="minorBidi" w:cstheme="minorBidi"/>
-          <w:b/>
-          <w:bCs/>
-          <w:sz w:val="18"/>
-          <w:szCs w:val="18"/>
-        </w:rPr>
-      </w:pPr>
-      <w:r>
-        <w:rPr>
-          <w:rFonts w:asciiTheme="minorBidi" w:hAnsiTheme="minorBidi" w:cstheme="minorBidi"/>
-          <w:b/>
-          <w:bCs/>
-          <w:sz w:val="18"/>
-          <w:szCs w:val="18"/>
-        </w:rPr>
-        <w:t>________________________________</w:t>
-      </w:r>
-      <w:r>
-        <w:rPr>
-          <w:rFonts w:asciiTheme="minorBidi" w:hAnsiTheme="minorBidi" w:cstheme="minorBidi"/>
-          <w:b/>
-          <w:bCs/>
-          <w:sz w:val="18"/>
-          <w:szCs w:val="18"/>
-        </w:rPr>
-        <w:t>______</w:t>
-      </w:r>
-      <w:r>
-        <w:rPr>
-          <w:rFonts w:asciiTheme="minorBidi" w:hAnsiTheme="minorBidi" w:cstheme="minorBidi"/>
-          <w:b/>
-          <w:bCs/>
-          <w:sz w:val="18"/>
-          <w:szCs w:val="18"/>
-        </w:rPr>
-        <w:t xml:space="preserve">                             </w:t>
-      </w:r>
-      <w:r>
-        <w:rPr>
-          <w:rFonts w:asciiTheme="minorBidi" w:hAnsiTheme="minorBidi" w:cstheme="minorBidi"/>
-          <w:b/>
-          <w:bCs/>
-          <w:sz w:val="18"/>
-          <w:szCs w:val="18"/>
-        </w:rPr>
-        <w:t xml:space="preserve">      </w:t>
-      </w:r>
-      <w:r>
-        <w:rPr>
-          <w:rFonts w:asciiTheme="minorBidi" w:hAnsiTheme="minorBidi" w:cstheme="minorBidi"/>
-          <w:b/>
-          <w:bCs/>
-          <w:sz w:val="18"/>
-          <w:szCs w:val="18"/>
-        </w:rPr>
-        <w:t>_</w:t>
-      </w:r>
-      <w:r>
-        <w:rPr>
-          <w:rFonts w:asciiTheme="minorBidi" w:hAnsiTheme="minorBidi" w:cstheme="minorBidi"/>
-          <w:b/>
-          <w:bCs/>
-          <w:sz w:val="18"/>
-          <w:szCs w:val="18"/>
-        </w:rPr>
-        <w:t>_______</w:t>
-      </w:r>
-      <w:r>
-        <w:rPr>
-          <w:rFonts w:asciiTheme="minorBidi" w:hAnsiTheme="minorBidi" w:cstheme="minorBidi"/>
-          <w:b/>
-          <w:bCs/>
-          <w:sz w:val="18"/>
-          <w:szCs w:val="18"/>
-        </w:rPr>
-        <w:t>________________________</w:t>
-      </w:r>
+          <w:rFonts w:asciiTheme="minorBidi" w:eastAsia="Arial Unicode MS" w:hAnsiTheme="minorBidi" w:cstheme="minorBidi"/>
+          <w:b/>
+          <w:bCs/>
+          <w:sz w:val="18"/>
+          <w:szCs w:val="18"/>
+          <w:lang w:val="pt-BR"/>
+        </w:rPr>
+        <w:sectPr>
+          <w:type w:val="continuous"/>
+          <w:pgSz w:w="11906" w:h="16838"/>
+          <w:pgMar w:top="2835" w:right="737" w:bottom="567" w:left="2381" w:header="709" w:footer="709" w:gutter="0"/>
+          <w:cols w:num="2" w:space="708"/>
+          <w:docGrid w:linePitch="360"/>
+        </w:sectPr>
+      </w:pPr>
     </w:p>
     <w:p>
       <w:pPr>
@@ -3654,61 +4058,6 @@
           <w:lang w:val="pt-BR"/>
         </w:rPr>
       </w:pPr>
-      <w:r>
-        <w:rPr>
-          <w:rFonts w:asciiTheme="minorBidi" w:eastAsia="Arial Unicode MS" w:hAnsiTheme="minorBidi" w:cstheme="minorBidi"/>
-          <w:b/>
-          <w:bCs/>
-          <w:sz w:val="18"/>
-          <w:szCs w:val="18"/>
-          <w:lang w:val="pt-BR"/>
-        </w:rPr>
-        <w:t>ILICH ALEXANDER MERCEDES VALVERDE</w:t>
-      </w:r>
-      <w:r>
-        <w:rPr>
-          <w:rFonts w:asciiTheme="minorBidi" w:eastAsia="Arial Unicode MS" w:hAnsiTheme="minorBidi" w:cstheme="minorBidi"/>
-          <w:b/>
-          <w:bCs/>
-          <w:sz w:val="18"/>
-          <w:szCs w:val="18"/>
-          <w:lang w:val="pt-BR"/>
-        </w:rPr>
-        <w:t xml:space="preserve">                    </w:t>
-      </w:r>
-      <w:r>
-        <w:rPr>
-          <w:rFonts w:asciiTheme="minorBidi" w:eastAsia="Arial Unicode MS" w:hAnsiTheme="minorBidi" w:cstheme="minorBidi"/>
-          <w:b/>
-          <w:bCs/>
-          <w:sz w:val="18"/>
-          <w:szCs w:val="18"/>
-          <w:lang w:val="pt-BR"/>
-        </w:rPr>
-        <w:t xml:space="preserve">        </w:t>
-      </w:r>
-      <w:r>
-        <w:rPr>
-          <w:rFonts w:asciiTheme="minorBidi" w:eastAsia="Arial Unicode MS" w:hAnsiTheme="minorBidi" w:cstheme="minorBidi"/>
-          <w:b/>
-          <w:bCs/>
-          <w:sz w:val="18"/>
-          <w:szCs w:val="18"/>
-          <w:lang w:val="pt-BR"/>
-        </w:rPr>
-        <w:t xml:space="preserve">         </w:t>
-      </w:r>
-      <w:r>
-        <w:rPr>
-          <w:rFonts w:asciiTheme="minorBidi" w:hAnsiTheme="minorBidi" w:cstheme="minorBidi"/>
-          <w:b/>
-          <w:bCs/>
-          <w:sz w:val="18"/>
-          <w:szCs w:val="18"/>
-          <w:lang w:val="es-ES_tradnl"/>
-        </w:rPr>
-        <w:t>«TITULAR»</w:t>
-      </w:r>
     </w:p>
     <w:p>
       <w:pPr>
@@ -3778,28 +4127,11 @@
           <w:bCs/>
           <w:sz w:val="18"/>
           <w:szCs w:val="18"/>
-          <w:lang w:val="pt-BR"/>
-        </w:rPr>
-      </w:pPr>
-    </w:p>
-    <w:p>
-      <w:pPr>
-        <w:widowControl w:val="0"/>
-        <w:autoSpaceDE w:val="0"/>
-        <w:autoSpaceDN w:val="0"/>
-        <w:adjustRightInd w:val="0"/>
-        <w:spacing w:line="336" w:lineRule="auto"/>
-        <w:jc w:val="both"/>
-        <w:rPr>
-          <w:rFonts w:asciiTheme="minorBidi" w:eastAsia="Arial Unicode MS" w:hAnsiTheme="minorBidi" w:cstheme="minorBidi"/>
-          <w:b/>
-          <w:bCs/>
-          <w:sz w:val="18"/>
-          <w:szCs w:val="18"/>
         </w:rPr>
       </w:pPr>
     </w:p>
     <w:sectPr>
+      <w:type w:val="continuous"/>
       <w:pgSz w:w="11906" w:h="16838"/>
       <w:pgMar w:top="2835" w:right="737" w:bottom="567" w:left="2381" w:header="709" w:footer="709" w:gutter="0"/>
       <w:cols w:space="708"/>
@@ -5114,7 +5446,7 @@
     <w:lsdException w:name="E-mail Signature" w:semiHidden="1" w:unhideWhenUsed="1"/>
     <w:lsdException w:name="HTML Top of Form" w:semiHidden="1" w:unhideWhenUsed="1"/>
     <w:lsdException w:name="HTML Bottom of Form" w:semiHidden="1" w:unhideWhenUsed="1"/>
-    <w:lsdException w:name="Normal (Web)" w:semiHidden="1" w:uiPriority="0" w:unhideWhenUsed="1"/>
+    <w:lsdException w:name="Normal (Web)" w:semiHidden="1" w:unhideWhenUsed="1"/>
     <w:lsdException w:name="HTML Acronym" w:semiHidden="1" w:unhideWhenUsed="1"/>
     <w:lsdException w:name="HTML Address" w:semiHidden="1" w:unhideWhenUsed="1"/>
     <w:lsdException w:name="HTML Cite" w:semiHidden="1" w:unhideWhenUsed="1"/>
@@ -5687,6 +6019,7 @@
   <w:style w:type="paragraph" w:styleId="NormalWeb">
     <w:name w:val="Normal (Web)"/>
     <w:basedOn w:val="Normal"/>
+    <w:uiPriority w:val="99"/>
     <w:rsid w:val="000561C5"/>
     <w:pPr>
       <w:spacing w:before="100" w:beforeAutospacing="1" w:after="100" w:afterAutospacing="1"/>

--- a/app/templates/santa_beatriz/AMARILLO.docx
+++ b/app/templates/santa_beatriz/AMARILLO.docx
@@ -387,7 +387,17 @@
           <w:sz w:val="18"/>
           <w:szCs w:val="18"/>
         </w:rPr>
-        <w:t>; DE ESTADO CIVIL: «ESTADO_CIVIL»; DE PROFESION U OCUPACION: «OCUPACION»; CON DOMICILIO EN «DIRECCION»</w:t>
+        <w:t>; DE ESTADO CIVIL: «ESTADO_CIVIL»; DE PROFESION U OCUPACION: «OCUPACION»; CON DOMICILIO EN «DIRECCION</w:t>
+      </w:r>
+      <w:r>
+        <w:rPr>
+          <w:rFonts w:ascii="Arial" w:hAnsi="Arial" w:cs="Arial"/>
+          <w:bCs/>
+          <w:color w:val="000000"/>
+          <w:sz w:val="18"/>
+          <w:szCs w:val="18"/>
+        </w:rPr>
+        <w:t>», «UBIGEO»</w:t>
       </w:r>
       <w:r>
         <w:rPr>
@@ -447,6 +457,7 @@
           <w:szCs w:val="18"/>
         </w:rPr>
       </w:pPr>
+      <w:proofErr w:type="gramStart"/>
       <w:r>
         <w:rPr>
           <w:rFonts w:asciiTheme="minorBidi" w:hAnsiTheme="minorBidi" w:cstheme="minorBidi"/>
@@ -455,7 +466,18 @@
           <w:szCs w:val="18"/>
           <w:u w:val="single"/>
         </w:rPr>
-        <w:t xml:space="preserve">PRIMERA.- ANTECEDENTES </w:t>
+        <w:t>PRIMERA.-</w:t>
+      </w:r>
+      <w:proofErr w:type="gramEnd"/>
+      <w:r>
+        <w:rPr>
+          <w:rFonts w:asciiTheme="minorBidi" w:hAnsiTheme="minorBidi" w:cstheme="minorBidi"/>
+          <w:b/>
+          <w:sz w:val="18"/>
+          <w:szCs w:val="18"/>
+          <w:u w:val="single"/>
+        </w:rPr>
+        <w:t xml:space="preserve"> ANTECEDENTES </w:t>
       </w:r>
     </w:p>
     <w:p>
@@ -1071,6 +1093,7 @@
           <w:szCs w:val="18"/>
         </w:rPr>
       </w:pPr>
+      <w:proofErr w:type="gramStart"/>
       <w:r>
         <w:rPr>
           <w:rFonts w:ascii="Arial" w:hAnsi="Arial" w:cs="Arial"/>
@@ -1080,7 +1103,19 @@
           <w:szCs w:val="18"/>
           <w:lang w:eastAsia="en-US"/>
         </w:rPr>
-        <w:t xml:space="preserve">SEGUNDA.- </w:t>
+        <w:t>SEGUNDA.-</w:t>
+      </w:r>
+      <w:proofErr w:type="gramEnd"/>
+      <w:r>
+        <w:rPr>
+          <w:rFonts w:ascii="Arial" w:hAnsi="Arial" w:cs="Arial"/>
+          <w:b/>
+          <w:bCs/>
+          <w:sz w:val="18"/>
+          <w:szCs w:val="18"/>
+          <w:lang w:eastAsia="en-US"/>
+        </w:rPr>
+        <w:t xml:space="preserve"> </w:t>
       </w:r>
       <w:r>
         <w:rPr>
@@ -1146,6 +1181,7 @@
           <w:szCs w:val="18"/>
         </w:rPr>
       </w:pPr>
+      <w:proofErr w:type="gramStart"/>
       <w:r>
         <w:rPr>
           <w:rFonts w:asciiTheme="minorBidi" w:hAnsiTheme="minorBidi" w:cstheme="minorBidi"/>
@@ -1162,7 +1198,16 @@
           <w:sz w:val="18"/>
           <w:szCs w:val="18"/>
         </w:rPr>
-        <w:t>.- IMPORTE DE VENTA Y FORMA DE PAGO</w:t>
+        <w:t>.-</w:t>
+      </w:r>
+      <w:proofErr w:type="gramEnd"/>
+      <w:r>
+        <w:rPr>
+          <w:rFonts w:asciiTheme="minorBidi" w:hAnsiTheme="minorBidi" w:cstheme="minorBidi"/>
+          <w:sz w:val="18"/>
+          <w:szCs w:val="18"/>
+        </w:rPr>
+        <w:t xml:space="preserve"> IMPORTE DE VENTA Y FORMA DE PAGO</w:t>
       </w:r>
       <w:r>
         <w:rPr>
@@ -1190,6 +1235,7 @@
           <w:sz w:val="18"/>
           <w:szCs w:val="18"/>
         </w:rPr>
+        <w:lastRenderedPageBreak/>
         <w:t xml:space="preserve">POR INTERMEDIO DEL PRESENTE CONTRATO, </w:t>
       </w:r>
       <w:r>
@@ -1302,18 +1348,7 @@
           <w:sz w:val="18"/>
           <w:szCs w:val="18"/>
         </w:rPr>
-        <w:t xml:space="preserve">«AREA» M2 </w:t>
-      </w:r>
-      <w:r>
-        <w:rPr>
-          <w:rFonts w:asciiTheme="minorBidi" w:hAnsiTheme="minorBidi" w:cstheme="minorBidi"/>
-          <w:b/>
-          <w:bCs/>
-          <w:sz w:val="18"/>
-          <w:szCs w:val="18"/>
-        </w:rPr>
-        <w:lastRenderedPageBreak/>
-        <w:t>(«AREA_TEXTO» METROS CUADRADOS)</w:t>
+        <w:t>«AREA» M2 («AREA_TEXTO» METROS CUADRADOS)</w:t>
       </w:r>
       <w:r>
         <w:rPr>
@@ -1434,7 +1469,27 @@
           <w:sz w:val="18"/>
           <w:szCs w:val="18"/>
         </w:rPr>
-        <w:t>(«PRECIO_TEXTO» Y «PRECIO_DECIMAL»/100 DOLARES AMERICANOS)</w:t>
+        <w:t>(«PRECIO_TEXTO» Y «PRECIO_</w:t>
+      </w:r>
+      <w:proofErr w:type="gramStart"/>
+      <w:r>
+        <w:rPr>
+          <w:rFonts w:asciiTheme="minorBidi" w:hAnsiTheme="minorBidi" w:cstheme="minorBidi"/>
+          <w:b/>
+          <w:sz w:val="18"/>
+          <w:szCs w:val="18"/>
+        </w:rPr>
+        <w:t>DECIMAL»/</w:t>
+      </w:r>
+      <w:proofErr w:type="gramEnd"/>
+      <w:r>
+        <w:rPr>
+          <w:rFonts w:asciiTheme="minorBidi" w:hAnsiTheme="minorBidi" w:cstheme="minorBidi"/>
+          <w:b/>
+          <w:sz w:val="18"/>
+          <w:szCs w:val="18"/>
+        </w:rPr>
+        <w:t>100 DOLARES AMERICANOS)</w:t>
       </w:r>
       <w:r>
         <w:rPr>
@@ -1499,8 +1554,19 @@
           <w:sz w:val="18"/>
           <w:szCs w:val="18"/>
         </w:rPr>
-        <w:t>S/«</w:t>
-      </w:r>
+        <w:t>S</w:t>
+      </w:r>
+      <w:proofErr w:type="gramStart"/>
+      <w:r>
+        <w:rPr>
+          <w:rFonts w:ascii="Arial" w:hAnsi="Arial" w:cs="Arial"/>
+          <w:bCs/>
+          <w:sz w:val="18"/>
+          <w:szCs w:val="18"/>
+        </w:rPr>
+        <w:t>/«</w:t>
+      </w:r>
+      <w:proofErr w:type="gramEnd"/>
       <w:r>
         <w:rPr>
           <w:rFonts w:ascii="Arial" w:hAnsi="Arial" w:cs="Arial"/>
@@ -1830,7 +1896,29 @@
           <w:sz w:val="18"/>
           <w:szCs w:val="18"/>
         </w:rPr>
-        <w:t xml:space="preserve">PAGO_TEXTO» Y «PAGO_DECIMAL»/100 </w:t>
+        <w:t>PAGO_TEXTO» Y «PAGO_</w:t>
+      </w:r>
+      <w:proofErr w:type="gramStart"/>
+      <w:r>
+        <w:rPr>
+          <w:rFonts w:asciiTheme="minorBidi" w:hAnsiTheme="minorBidi" w:cstheme="minorBidi"/>
+          <w:b/>
+          <w:bCs/>
+          <w:sz w:val="18"/>
+          <w:szCs w:val="18"/>
+        </w:rPr>
+        <w:t>DECIMAL»/</w:t>
+      </w:r>
+      <w:proofErr w:type="gramEnd"/>
+      <w:r>
+        <w:rPr>
+          <w:rFonts w:asciiTheme="minorBidi" w:hAnsiTheme="minorBidi" w:cstheme="minorBidi"/>
+          <w:b/>
+          <w:bCs/>
+          <w:sz w:val="18"/>
+          <w:szCs w:val="18"/>
+        </w:rPr>
+        <w:t xml:space="preserve">100 </w:t>
       </w:r>
       <w:r>
         <w:rPr>
@@ -1961,16 +2049,36 @@
           <w:sz w:val="18"/>
           <w:szCs w:val="18"/>
         </w:rPr>
-        <w:t>SALDO_TEXTO» Y «SALDO_DECIMAL</w:t>
-      </w:r>
-      <w:r>
-        <w:rPr>
-          <w:rFonts w:ascii="Arial" w:hAnsi="Arial" w:cs="Arial"/>
-          <w:b/>
-          <w:sz w:val="18"/>
-          <w:szCs w:val="18"/>
-        </w:rPr>
-        <w:t>»/100 DOLARES AMERICANOS)</w:t>
+        <w:t>SALDO_TEXTO» Y «SALDO_</w:t>
+      </w:r>
+      <w:proofErr w:type="gramStart"/>
+      <w:r>
+        <w:rPr>
+          <w:rFonts w:ascii="Arial" w:hAnsi="Arial" w:cs="Arial"/>
+          <w:b/>
+          <w:sz w:val="18"/>
+          <w:szCs w:val="18"/>
+        </w:rPr>
+        <w:t>DECIMAL</w:t>
+      </w:r>
+      <w:r>
+        <w:rPr>
+          <w:rFonts w:ascii="Arial" w:hAnsi="Arial" w:cs="Arial"/>
+          <w:b/>
+          <w:sz w:val="18"/>
+          <w:szCs w:val="18"/>
+        </w:rPr>
+        <w:t>»/</w:t>
+      </w:r>
+      <w:proofErr w:type="gramEnd"/>
+      <w:r>
+        <w:rPr>
+          <w:rFonts w:ascii="Arial" w:hAnsi="Arial" w:cs="Arial"/>
+          <w:b/>
+          <w:sz w:val="18"/>
+          <w:szCs w:val="18"/>
+        </w:rPr>
+        <w:t>100 DOLARES AMERICANOS)</w:t>
       </w:r>
       <w:r>
         <w:rPr>
@@ -2027,6 +2135,7 @@
           <w:szCs w:val="18"/>
         </w:rPr>
       </w:pPr>
+      <w:proofErr w:type="gramStart"/>
       <w:r>
         <w:rPr>
           <w:rFonts w:asciiTheme="minorBidi" w:hAnsiTheme="minorBidi" w:cstheme="minorBidi"/>
@@ -2043,7 +2152,16 @@
           <w:sz w:val="18"/>
           <w:szCs w:val="18"/>
         </w:rPr>
-        <w:t>.- AMBAS PARTES ACUERDAN LO SIGUIENTE</w:t>
+        <w:t>.-</w:t>
+      </w:r>
+      <w:proofErr w:type="gramEnd"/>
+      <w:r>
+        <w:rPr>
+          <w:rFonts w:asciiTheme="minorBidi" w:hAnsiTheme="minorBidi" w:cstheme="minorBidi"/>
+          <w:sz w:val="18"/>
+          <w:szCs w:val="18"/>
+        </w:rPr>
+        <w:t xml:space="preserve"> AMBAS PARTES ACUERDAN LO SIGUIENTE</w:t>
       </w:r>
       <w:r>
         <w:rPr>
@@ -2364,6 +2482,7 @@
           <w:szCs w:val="18"/>
         </w:rPr>
       </w:pPr>
+      <w:proofErr w:type="gramStart"/>
       <w:r>
         <w:rPr>
           <w:rFonts w:asciiTheme="minorBidi" w:hAnsiTheme="minorBidi" w:cstheme="minorBidi"/>
@@ -2381,7 +2500,16 @@
           <w:sz w:val="18"/>
           <w:szCs w:val="18"/>
         </w:rPr>
-        <w:t xml:space="preserve">.- </w:t>
+        <w:t>.-</w:t>
+      </w:r>
+      <w:proofErr w:type="gramEnd"/>
+      <w:r>
+        <w:rPr>
+          <w:rFonts w:asciiTheme="minorBidi" w:hAnsiTheme="minorBidi" w:cstheme="minorBidi"/>
+          <w:sz w:val="18"/>
+          <w:szCs w:val="18"/>
+        </w:rPr>
+        <w:t xml:space="preserve"> </w:t>
       </w:r>
       <w:r>
         <w:rPr>
@@ -2467,6 +2595,7 @@
           <w:szCs w:val="18"/>
         </w:rPr>
       </w:pPr>
+      <w:proofErr w:type="gramStart"/>
       <w:r>
         <w:rPr>
           <w:rFonts w:asciiTheme="minorBidi" w:hAnsiTheme="minorBidi" w:cstheme="minorBidi"/>
@@ -2485,6 +2614,7 @@
         </w:rPr>
         <w:t>.-</w:t>
       </w:r>
+      <w:proofErr w:type="gramEnd"/>
       <w:r>
         <w:rPr>
           <w:rFonts w:asciiTheme="minorBidi" w:hAnsiTheme="minorBidi" w:cstheme="minorBidi"/>
@@ -2673,31 +2803,15 @@
           <w:sz w:val="18"/>
           <w:szCs w:val="18"/>
         </w:rPr>
-        <w:t>«</w:t>
-      </w:r>
-      <w:r>
-        <w:rPr>
-          <w:rFonts w:asciiTheme="minorBidi" w:hAnsiTheme="minorBidi" w:cstheme="minorBidi"/>
-          <w:sz w:val="18"/>
-          <w:szCs w:val="18"/>
-        </w:rPr>
-        <w:t>COMPRADOR</w:t>
-      </w:r>
-      <w:r>
-        <w:rPr>
-          <w:rFonts w:asciiTheme="minorBidi" w:hAnsiTheme="minorBidi" w:cstheme="minorBidi"/>
-          <w:sz w:val="18"/>
-          <w:szCs w:val="18"/>
-        </w:rPr>
-        <w:t>»</w:t>
-      </w:r>
-      <w:r>
-        <w:rPr>
-          <w:rFonts w:asciiTheme="minorBidi" w:hAnsiTheme="minorBidi" w:cstheme="minorBidi"/>
-          <w:sz w:val="18"/>
-          <w:szCs w:val="18"/>
-        </w:rPr>
-        <w:t xml:space="preserve">, UNA VEZ REALIZADA LA INDEPENDIZACIÓN DE EL INMUEBLE OBJETO DEL PRESENTE CONTRATO EN EL REGISTRO PÚBLICO PERTINENTE, Y TOTALMENTE SANEADO, PARA CUYOS EFECTOS, LAS PARTES ACUERDAN </w:t>
+        <w:t xml:space="preserve">«COMPRADOR», «MODALIDAD_ENTREGA», PARA </w:t>
+      </w:r>
+      <w:r>
+        <w:rPr>
+          <w:rFonts w:asciiTheme="minorBidi" w:hAnsiTheme="minorBidi" w:cstheme="minorBidi"/>
+          <w:sz w:val="18"/>
+          <w:szCs w:val="18"/>
+        </w:rPr>
+        <w:t xml:space="preserve">CUYOS EFECTOS, LAS PARTES ACUERDAN </w:t>
       </w:r>
       <w:r>
         <w:rPr>
@@ -2852,6 +2966,7 @@
           <w:szCs w:val="18"/>
         </w:rPr>
       </w:pPr>
+      <w:proofErr w:type="gramStart"/>
       <w:r>
         <w:rPr>
           <w:rFonts w:asciiTheme="minorBidi" w:hAnsiTheme="minorBidi" w:cstheme="minorBidi"/>
@@ -2870,6 +2985,7 @@
         </w:rPr>
         <w:t>.-</w:t>
       </w:r>
+      <w:proofErr w:type="gramEnd"/>
       <w:r>
         <w:rPr>
           <w:rFonts w:asciiTheme="minorBidi" w:hAnsiTheme="minorBidi" w:cstheme="minorBidi"/>
@@ -2944,6 +3060,7 @@
           <w:szCs w:val="18"/>
         </w:rPr>
       </w:pPr>
+      <w:proofErr w:type="gramStart"/>
       <w:r>
         <w:rPr>
           <w:rFonts w:asciiTheme="minorBidi" w:hAnsiTheme="minorBidi" w:cstheme="minorBidi"/>
@@ -2962,6 +3079,7 @@
         </w:rPr>
         <w:t>.-</w:t>
       </w:r>
+      <w:proofErr w:type="gramEnd"/>
       <w:r>
         <w:rPr>
           <w:rFonts w:asciiTheme="minorBidi" w:hAnsiTheme="minorBidi" w:cstheme="minorBidi"/>
@@ -3070,6 +3188,7 @@
           <w:szCs w:val="18"/>
         </w:rPr>
       </w:pPr>
+      <w:proofErr w:type="gramStart"/>
       <w:r>
         <w:rPr>
           <w:rFonts w:asciiTheme="minorBidi" w:hAnsiTheme="minorBidi" w:cstheme="minorBidi"/>
@@ -3086,7 +3205,16 @@
           <w:sz w:val="18"/>
           <w:szCs w:val="18"/>
         </w:rPr>
-        <w:t xml:space="preserve">.- EQUIVALENCIA ENTRE EL PRECIO Y EL BIEN MATERIA DE VENTA: </w:t>
+        <w:t>.-</w:t>
+      </w:r>
+      <w:proofErr w:type="gramEnd"/>
+      <w:r>
+        <w:rPr>
+          <w:rFonts w:asciiTheme="minorBidi" w:hAnsiTheme="minorBidi" w:cstheme="minorBidi"/>
+          <w:sz w:val="18"/>
+          <w:szCs w:val="18"/>
+        </w:rPr>
+        <w:t xml:space="preserve"> EQUIVALENCIA ENTRE EL PRECIO Y EL BIEN MATERIA DE VENTA: </w:t>
       </w:r>
     </w:p>
     <w:p>
@@ -3160,6 +3288,7 @@
           <w:szCs w:val="18"/>
         </w:rPr>
       </w:pPr>
+      <w:proofErr w:type="gramStart"/>
       <w:r>
         <w:rPr>
           <w:rFonts w:asciiTheme="minorBidi" w:hAnsiTheme="minorBidi" w:cstheme="minorBidi"/>
@@ -3176,7 +3305,16 @@
           <w:sz w:val="18"/>
           <w:szCs w:val="18"/>
         </w:rPr>
-        <w:t>.- DECLARACION DE LAS PARTES:</w:t>
+        <w:t>.-</w:t>
+      </w:r>
+      <w:proofErr w:type="gramEnd"/>
+      <w:r>
+        <w:rPr>
+          <w:rFonts w:asciiTheme="minorBidi" w:hAnsiTheme="minorBidi" w:cstheme="minorBidi"/>
+          <w:sz w:val="18"/>
+          <w:szCs w:val="18"/>
+        </w:rPr>
+        <w:t xml:space="preserve"> DECLARACION DE LAS PARTES:</w:t>
       </w:r>
       <w:r>
         <w:rPr>
@@ -3542,15 +3680,35 @@
           <w:sz w:val="18"/>
           <w:szCs w:val="18"/>
         </w:rPr>
-        <w:t>DECIMA PRIMERA</w:t>
-      </w:r>
-      <w:r>
-        <w:rPr>
-          <w:rFonts w:asciiTheme="minorBidi" w:hAnsiTheme="minorBidi" w:cstheme="minorBidi"/>
-          <w:sz w:val="18"/>
-          <w:szCs w:val="18"/>
-        </w:rPr>
-        <w:t xml:space="preserve">.- LOS GASTOS NOTARIALES, REGISTRALES QUE ORIGINE EL PERFECCIONAMIENTO DE ESTE CONTRATO, SERÁN DE CUENTA EXCLUSIVA DE </w:t>
+        <w:t xml:space="preserve">DECIMA </w:t>
+      </w:r>
+      <w:proofErr w:type="gramStart"/>
+      <w:r>
+        <w:rPr>
+          <w:rFonts w:asciiTheme="minorBidi" w:hAnsiTheme="minorBidi" w:cstheme="minorBidi"/>
+          <w:b/>
+          <w:bCs/>
+          <w:sz w:val="18"/>
+          <w:szCs w:val="18"/>
+        </w:rPr>
+        <w:t>PRIMERA</w:t>
+      </w:r>
+      <w:r>
+        <w:rPr>
+          <w:rFonts w:asciiTheme="minorBidi" w:hAnsiTheme="minorBidi" w:cstheme="minorBidi"/>
+          <w:sz w:val="18"/>
+          <w:szCs w:val="18"/>
+        </w:rPr>
+        <w:t>.-</w:t>
+      </w:r>
+      <w:proofErr w:type="gramEnd"/>
+      <w:r>
+        <w:rPr>
+          <w:rFonts w:asciiTheme="minorBidi" w:hAnsiTheme="minorBidi" w:cstheme="minorBidi"/>
+          <w:sz w:val="18"/>
+          <w:szCs w:val="18"/>
+        </w:rPr>
+        <w:t xml:space="preserve"> LOS GASTOS NOTARIALES, REGISTRALES QUE ORIGINE EL PERFECCIONAMIENTO DE ESTE CONTRATO, SERÁN DE CUENTA EXCLUSIVA DE </w:t>
       </w:r>
       <w:r>
         <w:rPr>
@@ -3615,15 +3773,35 @@
           <w:sz w:val="18"/>
           <w:szCs w:val="18"/>
         </w:rPr>
-        <w:t>A SEGUNDA</w:t>
-      </w:r>
-      <w:r>
-        <w:rPr>
-          <w:rFonts w:asciiTheme="minorBidi" w:hAnsiTheme="minorBidi" w:cstheme="minorBidi"/>
-          <w:sz w:val="18"/>
-          <w:szCs w:val="18"/>
-        </w:rPr>
-        <w:t xml:space="preserve">.- </w:t>
+        <w:t xml:space="preserve">A </w:t>
+      </w:r>
+      <w:proofErr w:type="gramStart"/>
+      <w:r>
+        <w:rPr>
+          <w:rFonts w:asciiTheme="minorBidi" w:hAnsiTheme="minorBidi" w:cstheme="minorBidi"/>
+          <w:b/>
+          <w:bCs/>
+          <w:sz w:val="18"/>
+          <w:szCs w:val="18"/>
+        </w:rPr>
+        <w:t>SEGUNDA</w:t>
+      </w:r>
+      <w:r>
+        <w:rPr>
+          <w:rFonts w:asciiTheme="minorBidi" w:hAnsiTheme="minorBidi" w:cstheme="minorBidi"/>
+          <w:sz w:val="18"/>
+          <w:szCs w:val="18"/>
+        </w:rPr>
+        <w:t>.-</w:t>
+      </w:r>
+      <w:proofErr w:type="gramEnd"/>
+      <w:r>
+        <w:rPr>
+          <w:rFonts w:asciiTheme="minorBidi" w:hAnsiTheme="minorBidi" w:cstheme="minorBidi"/>
+          <w:sz w:val="18"/>
+          <w:szCs w:val="18"/>
+        </w:rPr>
+        <w:t xml:space="preserve"> </w:t>
       </w:r>
       <w:r>
         <w:rPr>
@@ -3689,6 +3867,7 @@
         </w:rPr>
         <w:t xml:space="preserve">DECIMO </w:t>
       </w:r>
+      <w:proofErr w:type="gramStart"/>
       <w:r>
         <w:rPr>
           <w:rFonts w:asciiTheme="minorBidi" w:hAnsiTheme="minorBidi" w:cstheme="minorBidi"/>
@@ -3705,7 +3884,16 @@
           <w:sz w:val="18"/>
           <w:szCs w:val="18"/>
         </w:rPr>
-        <w:t>.- AMBAS PARTES CONTRATANTES DEBIDAMENTE ENTERADAS DE LAS CLÁUSULAS Y ESTIPULACIONES DEL PRESENTE CONTRATO LO ACEPTAN EN TODAS Y CADA UNA DE SUS PARTES OBLIGÁNDOSE A SU FIEL Y ESTRICTO CUMPLIMIENTO, SUSCRIBIENDO EL PRESENTE</w:t>
+        <w:t>.-</w:t>
+      </w:r>
+      <w:proofErr w:type="gramEnd"/>
+      <w:r>
+        <w:rPr>
+          <w:rFonts w:asciiTheme="minorBidi" w:hAnsiTheme="minorBidi" w:cstheme="minorBidi"/>
+          <w:sz w:val="18"/>
+          <w:szCs w:val="18"/>
+        </w:rPr>
+        <w:t xml:space="preserve"> AMBAS PARTES CONTRATANTES DEBIDAMENTE ENTERADAS DE LAS CLÁUSULAS Y ESTIPULACIONES DEL PRESENTE CONTRATO LO ACEPTAN EN TODAS Y CADA UNA DE SUS PARTES OBLIGÁNDOSE A SU FIEL Y ESTRICTO CUMPLIMIENTO, SUSCRIBIENDO EL PRESENTE</w:t>
       </w:r>
       <w:r>
         <w:rPr>

--- a/app/templates/santa_beatriz/AMARILLO.docx
+++ b/app/templates/santa_beatriz/AMARILLO.docx
@@ -2563,14 +2563,25 @@
           <w:sz w:val="18"/>
           <w:szCs w:val="18"/>
         </w:rPr>
-        <w:t xml:space="preserve"> INSTALACION DE LOS SERVICIOS BASICOS COMO ELECTRIFICACIÓN, AGUA Y ALCANTARILLAD</w:t>
-      </w:r>
-      <w:r>
-        <w:rPr>
-          <w:rFonts w:asciiTheme="minorBidi" w:hAnsiTheme="minorBidi" w:cstheme="minorBidi"/>
-          <w:bCs/>
-          <w:sz w:val="18"/>
-          <w:szCs w:val="18"/>
+        <w:t xml:space="preserve"> INSTALACION DE LOS SERVICIOS BASICOS COMO ELECTRIFICACIÓN, AGUA Y </w:t>
+      </w:r>
+      <w:r>
+        <w:rPr>
+          <w:rFonts w:asciiTheme="minorBidi" w:hAnsiTheme="minorBidi" w:cstheme="minorBidi"/>
+          <w:bCs/>
+          <w:sz w:val="18"/>
+          <w:szCs w:val="18"/>
+          <w:u w:val="single"/>
+        </w:rPr>
+        <w:t>ALCANTARILLAD</w:t>
+      </w:r>
+      <w:r>
+        <w:rPr>
+          <w:rFonts w:asciiTheme="minorBidi" w:hAnsiTheme="minorBidi" w:cstheme="minorBidi"/>
+          <w:bCs/>
+          <w:sz w:val="18"/>
+          <w:szCs w:val="18"/>
+          <w:u w:val="single"/>
         </w:rPr>
         <w:t>O</w:t>
       </w:r>

--- a/app/templates/santa_beatriz/AMARILLO.docx
+++ b/app/templates/santa_beatriz/AMARILLO.docx
@@ -278,27 +278,7 @@
           <w:szCs w:val="18"/>
           <w:lang w:val="es-ES_tradnl"/>
         </w:rPr>
-        <w:t xml:space="preserve">SEGUN FACULTADES INSCRITAS EN LA PARTIDA REGISTRAL 11390610 DEL REGISTRO DE PERSONAS JURIDICAS DE LA ZONA REGISTRAL </w:t>
-      </w:r>
-      <w:proofErr w:type="spellStart"/>
-      <w:r>
-        <w:rPr>
-          <w:rFonts w:asciiTheme="minorBidi" w:hAnsiTheme="minorBidi" w:cstheme="minorBidi"/>
-          <w:sz w:val="18"/>
-          <w:szCs w:val="18"/>
-          <w:lang w:val="es-ES_tradnl"/>
-        </w:rPr>
-        <w:t>N°</w:t>
-      </w:r>
-      <w:proofErr w:type="spellEnd"/>
-      <w:r>
-        <w:rPr>
-          <w:rFonts w:asciiTheme="minorBidi" w:hAnsiTheme="minorBidi" w:cstheme="minorBidi"/>
-          <w:sz w:val="18"/>
-          <w:szCs w:val="18"/>
-          <w:lang w:val="es-ES_tradnl"/>
-        </w:rPr>
-        <w:t xml:space="preserve"> V - SEDE TRUJILLO, OFICINA REGISTRAL DE TRUJILLO</w:t>
+        <w:t>SEGUN FACULTADES INSCRITAS EN LA PARTIDA REGISTRAL 11390610 DEL REGISTRO DE PERSONAS JURIDICAS DE LA ZONA REGISTRAL N° V - SEDE TRUJILLO, OFICINA REGISTRAL DE TRUJILLO</w:t>
       </w:r>
       <w:r>
         <w:rPr>
@@ -457,7 +437,6 @@
           <w:szCs w:val="18"/>
         </w:rPr>
       </w:pPr>
-      <w:proofErr w:type="gramStart"/>
       <w:r>
         <w:rPr>
           <w:rFonts w:asciiTheme="minorBidi" w:hAnsiTheme="minorBidi" w:cstheme="minorBidi"/>
@@ -466,18 +445,7 @@
           <w:szCs w:val="18"/>
           <w:u w:val="single"/>
         </w:rPr>
-        <w:t>PRIMERA.-</w:t>
-      </w:r>
-      <w:proofErr w:type="gramEnd"/>
-      <w:r>
-        <w:rPr>
-          <w:rFonts w:asciiTheme="minorBidi" w:hAnsiTheme="minorBidi" w:cstheme="minorBidi"/>
-          <w:b/>
-          <w:sz w:val="18"/>
-          <w:szCs w:val="18"/>
-          <w:u w:val="single"/>
-        </w:rPr>
-        <w:t xml:space="preserve"> ANTECEDENTES </w:t>
+        <w:t xml:space="preserve">PRIMERA.- ANTECEDENTES </w:t>
       </w:r>
     </w:p>
     <w:p>
@@ -498,15 +466,15 @@
           <w:sz w:val="18"/>
           <w:szCs w:val="18"/>
         </w:rPr>
-        <w:t>EL VENDEDOR</w:t>
-      </w:r>
-      <w:r>
-        <w:rPr>
-          <w:rFonts w:asciiTheme="minorBidi" w:hAnsiTheme="minorBidi" w:cstheme="minorBidi"/>
-          <w:sz w:val="18"/>
-          <w:szCs w:val="18"/>
-        </w:rPr>
-        <w:t xml:space="preserve"> ES PROPIETARIO DEL</w:t>
+        <w:t>LA VENDEDORA</w:t>
+      </w:r>
+      <w:r>
+        <w:rPr>
+          <w:rFonts w:asciiTheme="minorBidi" w:hAnsiTheme="minorBidi" w:cstheme="minorBidi"/>
+          <w:sz w:val="18"/>
+          <w:szCs w:val="18"/>
+        </w:rPr>
+        <w:t xml:space="preserve"> ES PROPIETARIA DEL</w:t>
       </w:r>
       <w:r>
         <w:rPr>
@@ -515,192 +483,100 @@
           <w:szCs w:val="18"/>
           <w:lang w:val="es-PE" w:eastAsia="en-US"/>
         </w:rPr>
+        <w:t xml:space="preserve"> PREDIO </w:t>
+      </w:r>
+      <w:bookmarkStart w:id="0" w:name="_Hlk227656025"/>
+      <w:r>
+        <w:rPr>
+          <w:rFonts w:asciiTheme="minorBidi" w:hAnsiTheme="minorBidi" w:cstheme="minorBidi"/>
+          <w:b/>
+          <w:bCs/>
+          <w:caps/>
+          <w:sz w:val="18"/>
+          <w:szCs w:val="18"/>
+        </w:rPr>
+        <w:t>LOTE VD 80-III U.C. 10399-B (ACUMULADO)</w:t>
+      </w:r>
+      <w:r>
+        <w:rPr>
+          <w:rFonts w:asciiTheme="minorBidi" w:hAnsiTheme="minorBidi" w:cstheme="minorBidi"/>
+          <w:b/>
+          <w:bCs/>
+          <w:caps/>
+          <w:sz w:val="18"/>
+          <w:szCs w:val="18"/>
+        </w:rPr>
+        <w:t>, DISTRITO DE HUANCHACO, PROVINCIA DE TRUJILLO, DEPARTAMENTO DE LA LIBERTAD</w:t>
+      </w:r>
+      <w:bookmarkEnd w:id="0"/>
+      <w:r>
+        <w:rPr>
+          <w:rFonts w:asciiTheme="minorBidi" w:hAnsiTheme="minorBidi" w:cstheme="minorBidi"/>
+          <w:b/>
+          <w:sz w:val="18"/>
+          <w:szCs w:val="18"/>
+        </w:rPr>
+        <w:t>,</w:t>
+      </w:r>
+      <w:r>
+        <w:rPr>
+          <w:rFonts w:asciiTheme="minorBidi" w:hAnsiTheme="minorBidi" w:cstheme="minorBidi"/>
+          <w:sz w:val="18"/>
+          <w:szCs w:val="18"/>
+        </w:rPr>
+        <w:t xml:space="preserve"> CUYO DERECHO DE PROPIEDAD, ÁREA, LINDEROS, MEDIDAS PERIMETRICAS SE ENCUENTRAN INSCRITOS EN LA </w:t>
+      </w:r>
+      <w:r>
+        <w:rPr>
+          <w:rFonts w:asciiTheme="minorBidi" w:hAnsiTheme="minorBidi" w:cstheme="minorBidi"/>
+          <w:b/>
+          <w:sz w:val="18"/>
+          <w:szCs w:val="18"/>
+        </w:rPr>
+        <w:t xml:space="preserve">PARTIDA ELECTRONICA Nº </w:t>
+      </w:r>
+      <w:r>
+        <w:rPr>
+          <w:rFonts w:asciiTheme="minorBidi" w:hAnsiTheme="minorBidi" w:cstheme="minorBidi"/>
+          <w:b/>
+          <w:sz w:val="18"/>
+          <w:szCs w:val="18"/>
+        </w:rPr>
+        <w:t>11633080</w:t>
+      </w:r>
+      <w:r>
+        <w:rPr>
+          <w:rFonts w:asciiTheme="minorBidi" w:hAnsiTheme="minorBidi" w:cstheme="minorBidi"/>
+          <w:sz w:val="18"/>
+          <w:szCs w:val="18"/>
+        </w:rPr>
+        <w:t>,</w:t>
+      </w:r>
+      <w:r>
+        <w:rPr>
+          <w:rFonts w:asciiTheme="minorBidi" w:hAnsiTheme="minorBidi" w:cstheme="minorBidi"/>
+          <w:b/>
+          <w:sz w:val="18"/>
+          <w:szCs w:val="18"/>
+        </w:rPr>
         <w:t xml:space="preserve"> </w:t>
       </w:r>
       <w:r>
         <w:rPr>
           <w:rFonts w:asciiTheme="minorBidi" w:hAnsiTheme="minorBidi" w:cstheme="minorBidi"/>
-          <w:b/>
+          <w:sz w:val="18"/>
+          <w:szCs w:val="18"/>
+        </w:rPr>
+        <w:t>DEL REGISTRO DE PREDIOS DE LA ZONA REGISTRAL Nº V – SEDE TRUJILLO, OFICINA REGISTRAL DE TRUJILLO</w:t>
+      </w:r>
+      <w:r>
+        <w:rPr>
+          <w:rFonts w:asciiTheme="minorBidi" w:hAnsiTheme="minorBidi" w:cstheme="minorBidi"/>
           <w:bCs/>
           <w:caps/>
           <w:sz w:val="18"/>
           <w:szCs w:val="18"/>
         </w:rPr>
-        <w:t>«</w:t>
-      </w:r>
-      <w:r>
-        <w:rPr>
-          <w:rFonts w:asciiTheme="minorBidi" w:hAnsiTheme="minorBidi" w:cstheme="minorBidi"/>
-          <w:b/>
-          <w:bCs/>
-          <w:caps/>
-          <w:sz w:val="18"/>
-          <w:szCs w:val="18"/>
-        </w:rPr>
-        <w:t>NOMBRE_PREDIO</w:t>
-      </w:r>
-      <w:r>
-        <w:rPr>
-          <w:rFonts w:asciiTheme="minorBidi" w:hAnsiTheme="minorBidi" w:cstheme="minorBidi"/>
-          <w:b/>
-          <w:bCs/>
-          <w:caps/>
-          <w:sz w:val="18"/>
-          <w:szCs w:val="18"/>
-        </w:rPr>
-        <w:t>»</w:t>
-      </w:r>
-      <w:r>
-        <w:rPr>
-          <w:rFonts w:asciiTheme="minorBidi" w:hAnsiTheme="minorBidi" w:cstheme="minorBidi"/>
-          <w:b/>
-          <w:bCs/>
-          <w:caps/>
-          <w:sz w:val="18"/>
-          <w:szCs w:val="18"/>
-        </w:rPr>
-        <w:t>, DISTRITO DE HUANCHACO, PROVINCIA DE TRUJILLO, DEPARTAMENTO DE LA LIBERTAD</w:t>
-      </w:r>
-      <w:r>
-        <w:rPr>
-          <w:rFonts w:asciiTheme="minorBidi" w:hAnsiTheme="minorBidi" w:cstheme="minorBidi"/>
-          <w:b/>
-          <w:sz w:val="18"/>
-          <w:szCs w:val="18"/>
-        </w:rPr>
-        <w:t>,</w:t>
-      </w:r>
-      <w:r>
-        <w:rPr>
-          <w:rFonts w:asciiTheme="minorBidi" w:hAnsiTheme="minorBidi" w:cstheme="minorBidi"/>
-          <w:sz w:val="18"/>
-          <w:szCs w:val="18"/>
-        </w:rPr>
-        <w:t xml:space="preserve"> CUYO DERECHO DE PROPIEDAD, </w:t>
-      </w:r>
-      <w:r>
-        <w:rPr>
-          <w:rFonts w:asciiTheme="minorBidi" w:hAnsiTheme="minorBidi" w:cstheme="minorBidi"/>
-          <w:sz w:val="18"/>
-          <w:szCs w:val="18"/>
-        </w:rPr>
-        <w:t xml:space="preserve">ÁREA, </w:t>
-      </w:r>
-      <w:r>
-        <w:rPr>
-          <w:rFonts w:asciiTheme="minorBidi" w:hAnsiTheme="minorBidi" w:cstheme="minorBidi"/>
-          <w:sz w:val="18"/>
-          <w:szCs w:val="18"/>
-        </w:rPr>
-        <w:t xml:space="preserve">LINDEROS, MEDIDAS PERIMETRICAS SE ENCUENTRAN INSCRITOS EN LA </w:t>
-      </w:r>
-      <w:r>
-        <w:rPr>
-          <w:rFonts w:asciiTheme="minorBidi" w:hAnsiTheme="minorBidi" w:cstheme="minorBidi"/>
-          <w:b/>
-          <w:sz w:val="18"/>
-          <w:szCs w:val="18"/>
-        </w:rPr>
-        <w:t xml:space="preserve">PARTIDA ELECTRONICA </w:t>
-      </w:r>
-      <w:proofErr w:type="spellStart"/>
-      <w:r>
-        <w:rPr>
-          <w:rFonts w:asciiTheme="minorBidi" w:hAnsiTheme="minorBidi" w:cstheme="minorBidi"/>
-          <w:b/>
-          <w:sz w:val="18"/>
-          <w:szCs w:val="18"/>
-        </w:rPr>
-        <w:t>Nº</w:t>
-      </w:r>
-      <w:proofErr w:type="spellEnd"/>
-      <w:r>
-        <w:rPr>
-          <w:rFonts w:asciiTheme="minorBidi" w:hAnsiTheme="minorBidi" w:cstheme="minorBidi"/>
-          <w:b/>
-          <w:sz w:val="18"/>
-          <w:szCs w:val="18"/>
-        </w:rPr>
-        <w:t xml:space="preserve"> </w:t>
-      </w:r>
-      <w:r>
-        <w:rPr>
-          <w:rFonts w:asciiTheme="minorBidi" w:hAnsiTheme="minorBidi" w:cstheme="minorBidi"/>
-          <w:b/>
-          <w:sz w:val="18"/>
-          <w:szCs w:val="18"/>
-        </w:rPr>
-        <w:t>«</w:t>
-      </w:r>
-      <w:r>
-        <w:rPr>
-          <w:rFonts w:asciiTheme="minorBidi" w:hAnsiTheme="minorBidi" w:cstheme="minorBidi"/>
-          <w:b/>
-          <w:sz w:val="18"/>
-          <w:szCs w:val="18"/>
-        </w:rPr>
-        <w:t>PARTIDA</w:t>
-      </w:r>
-      <w:r>
-        <w:rPr>
-          <w:rFonts w:asciiTheme="minorBidi" w:hAnsiTheme="minorBidi" w:cstheme="minorBidi"/>
-          <w:b/>
-          <w:sz w:val="18"/>
-          <w:szCs w:val="18"/>
-        </w:rPr>
-        <w:t>»</w:t>
-      </w:r>
-      <w:r>
-        <w:rPr>
-          <w:rFonts w:asciiTheme="minorBidi" w:hAnsiTheme="minorBidi" w:cstheme="minorBidi"/>
-          <w:sz w:val="18"/>
-          <w:szCs w:val="18"/>
-        </w:rPr>
-        <w:t>,</w:t>
-      </w:r>
-      <w:r>
-        <w:rPr>
-          <w:rFonts w:asciiTheme="minorBidi" w:hAnsiTheme="minorBidi" w:cstheme="minorBidi"/>
-          <w:b/>
-          <w:sz w:val="18"/>
-          <w:szCs w:val="18"/>
-        </w:rPr>
-        <w:t xml:space="preserve"> </w:t>
-      </w:r>
-      <w:r>
-        <w:rPr>
-          <w:rFonts w:asciiTheme="minorBidi" w:hAnsiTheme="minorBidi" w:cstheme="minorBidi"/>
-          <w:sz w:val="18"/>
-          <w:szCs w:val="18"/>
-        </w:rPr>
-        <w:t xml:space="preserve">DEL REGISTRO DE PREDIOS DE LA ZONA REGISTRAL </w:t>
-      </w:r>
-      <w:proofErr w:type="spellStart"/>
-      <w:r>
-        <w:rPr>
-          <w:rFonts w:asciiTheme="minorBidi" w:hAnsiTheme="minorBidi" w:cstheme="minorBidi"/>
-          <w:sz w:val="18"/>
-          <w:szCs w:val="18"/>
-        </w:rPr>
-        <w:t>Nº</w:t>
-      </w:r>
-      <w:proofErr w:type="spellEnd"/>
-      <w:r>
-        <w:rPr>
-          <w:rFonts w:asciiTheme="minorBidi" w:hAnsiTheme="minorBidi" w:cstheme="minorBidi"/>
-          <w:sz w:val="18"/>
-          <w:szCs w:val="18"/>
-        </w:rPr>
-        <w:t xml:space="preserve"> V – SEDE TRUJILLO, OFICINA REGISTRAL DE TRUJILLO</w:t>
-      </w:r>
-      <w:r>
-        <w:rPr>
-          <w:rFonts w:asciiTheme="minorBidi" w:hAnsiTheme="minorBidi" w:cstheme="minorBidi"/>
-          <w:bCs/>
-          <w:caps/>
-          <w:sz w:val="18"/>
-          <w:szCs w:val="18"/>
-        </w:rPr>
         <w:t>;</w:t>
       </w:r>
       <w:r>
@@ -709,15 +585,7 @@
           <w:sz w:val="18"/>
           <w:szCs w:val="18"/>
         </w:rPr>
-        <w:t xml:space="preserve"> </w:t>
-      </w:r>
-      <w:r>
-        <w:rPr>
-          <w:rFonts w:asciiTheme="minorBidi" w:hAnsiTheme="minorBidi" w:cstheme="minorBidi"/>
-          <w:sz w:val="18"/>
-          <w:szCs w:val="18"/>
-        </w:rPr>
-        <w:t xml:space="preserve">AL QUE EN ADELANTE SE LE DENOMINARA EL </w:t>
+        <w:t xml:space="preserve"> AL QUE EN ADELANTE SE LE DENOMINARA EL </w:t>
       </w:r>
       <w:r>
         <w:rPr>
@@ -735,15 +603,7 @@
           <w:sz w:val="18"/>
           <w:szCs w:val="18"/>
         </w:rPr>
-        <w:t>.</w:t>
-      </w:r>
-      <w:r>
-        <w:rPr>
-          <w:rFonts w:asciiTheme="minorBidi" w:hAnsiTheme="minorBidi" w:cstheme="minorBidi"/>
-          <w:sz w:val="18"/>
-          <w:szCs w:val="18"/>
-        </w:rPr>
-        <w:t xml:space="preserve"> </w:t>
+        <w:t xml:space="preserve">. </w:t>
       </w:r>
     </w:p>
     <w:p>
@@ -1093,7 +953,6 @@
           <w:szCs w:val="18"/>
         </w:rPr>
       </w:pPr>
-      <w:proofErr w:type="gramStart"/>
       <w:r>
         <w:rPr>
           <w:rFonts w:ascii="Arial" w:hAnsi="Arial" w:cs="Arial"/>
@@ -1103,19 +962,7 @@
           <w:szCs w:val="18"/>
           <w:lang w:eastAsia="en-US"/>
         </w:rPr>
-        <w:t>SEGUNDA.-</w:t>
-      </w:r>
-      <w:proofErr w:type="gramEnd"/>
-      <w:r>
-        <w:rPr>
-          <w:rFonts w:ascii="Arial" w:hAnsi="Arial" w:cs="Arial"/>
-          <w:b/>
-          <w:bCs/>
-          <w:sz w:val="18"/>
-          <w:szCs w:val="18"/>
-          <w:lang w:eastAsia="en-US"/>
-        </w:rPr>
-        <w:t xml:space="preserve"> </w:t>
+        <w:t xml:space="preserve">SEGUNDA.- </w:t>
       </w:r>
       <w:r>
         <w:rPr>
@@ -1181,7 +1028,6 @@
           <w:szCs w:val="18"/>
         </w:rPr>
       </w:pPr>
-      <w:proofErr w:type="gramStart"/>
       <w:r>
         <w:rPr>
           <w:rFonts w:asciiTheme="minorBidi" w:hAnsiTheme="minorBidi" w:cstheme="minorBidi"/>
@@ -1198,16 +1044,7 @@
           <w:sz w:val="18"/>
           <w:szCs w:val="18"/>
         </w:rPr>
-        <w:t>.-</w:t>
-      </w:r>
-      <w:proofErr w:type="gramEnd"/>
-      <w:r>
-        <w:rPr>
-          <w:rFonts w:asciiTheme="minorBidi" w:hAnsiTheme="minorBidi" w:cstheme="minorBidi"/>
-          <w:sz w:val="18"/>
-          <w:szCs w:val="18"/>
-        </w:rPr>
-        <w:t xml:space="preserve"> IMPORTE DE VENTA Y FORMA DE PAGO</w:t>
+        <w:t>.- IMPORTE DE VENTA Y FORMA DE PAGO</w:t>
       </w:r>
       <w:r>
         <w:rPr>
@@ -1469,27 +1306,7 @@
           <w:sz w:val="18"/>
           <w:szCs w:val="18"/>
         </w:rPr>
-        <w:t>(«PRECIO_TEXTO» Y «PRECIO_</w:t>
-      </w:r>
-      <w:proofErr w:type="gramStart"/>
-      <w:r>
-        <w:rPr>
-          <w:rFonts w:asciiTheme="minorBidi" w:hAnsiTheme="minorBidi" w:cstheme="minorBidi"/>
-          <w:b/>
-          <w:sz w:val="18"/>
-          <w:szCs w:val="18"/>
-        </w:rPr>
-        <w:t>DECIMAL»/</w:t>
-      </w:r>
-      <w:proofErr w:type="gramEnd"/>
-      <w:r>
-        <w:rPr>
-          <w:rFonts w:asciiTheme="minorBidi" w:hAnsiTheme="minorBidi" w:cstheme="minorBidi"/>
-          <w:b/>
-          <w:sz w:val="18"/>
-          <w:szCs w:val="18"/>
-        </w:rPr>
-        <w:t>100 DOLARES AMERICANOS)</w:t>
+        <w:t>(«PRECIO_TEXTO»)</w:t>
       </w:r>
       <w:r>
         <w:rPr>
@@ -1554,9 +1371,8 @@
           <w:sz w:val="18"/>
           <w:szCs w:val="18"/>
         </w:rPr>
-        <w:t>S</w:t>
-      </w:r>
-      <w:proofErr w:type="gramStart"/>
+        <w:t>S/«</w:t>
+      </w:r>
       <w:r>
         <w:rPr>
           <w:rFonts w:ascii="Arial" w:hAnsi="Arial" w:cs="Arial"/>
@@ -1564,9 +1380,8 @@
           <w:sz w:val="18"/>
           <w:szCs w:val="18"/>
         </w:rPr>
-        <w:t>/«</w:t>
-      </w:r>
-      <w:proofErr w:type="gramEnd"/>
+        <w:t>SEP_SOLES</w:t>
+      </w:r>
       <w:r>
         <w:rPr>
           <w:rFonts w:ascii="Arial" w:hAnsi="Arial" w:cs="Arial"/>
@@ -1574,7 +1389,7 @@
           <w:sz w:val="18"/>
           <w:szCs w:val="18"/>
         </w:rPr>
-        <w:t>SEP_SOLES</w:t>
+        <w:t>»</w:t>
       </w:r>
       <w:r>
         <w:rPr>
@@ -1583,6 +1398,60 @@
           <w:sz w:val="18"/>
           <w:szCs w:val="18"/>
         </w:rPr>
+        <w:t xml:space="preserve"> </w:t>
+      </w:r>
+      <w:r>
+        <w:rPr>
+          <w:rFonts w:ascii="Arial" w:hAnsi="Arial" w:cs="Arial"/>
+          <w:bCs/>
+          <w:sz w:val="18"/>
+          <w:szCs w:val="18"/>
+        </w:rPr>
+        <w:t>(«</w:t>
+      </w:r>
+      <w:r>
+        <w:rPr>
+          <w:rFonts w:ascii="Arial" w:hAnsi="Arial" w:cs="Arial"/>
+          <w:bCs/>
+          <w:sz w:val="18"/>
+          <w:szCs w:val="18"/>
+        </w:rPr>
+        <w:t>SEP_SOLES_TEXTO</w:t>
+      </w:r>
+      <w:r>
+        <w:rPr>
+          <w:rFonts w:ascii="Arial" w:hAnsi="Arial" w:cs="Arial"/>
+          <w:bCs/>
+          <w:sz w:val="18"/>
+          <w:szCs w:val="18"/>
+        </w:rPr>
+        <w:t xml:space="preserve">») QUE AL TIPO DE CAMBIO DE S/ </w:t>
+      </w:r>
+      <w:r>
+        <w:rPr>
+          <w:rFonts w:ascii="Arial" w:hAnsi="Arial" w:cs="Arial"/>
+          <w:bCs/>
+          <w:sz w:val="18"/>
+          <w:szCs w:val="18"/>
+        </w:rPr>
+        <w:t>«</w:t>
+      </w:r>
+      <w:r>
+        <w:rPr>
+          <w:rFonts w:ascii="Arial" w:hAnsi="Arial" w:cs="Arial"/>
+          <w:bCs/>
+          <w:sz w:val="18"/>
+          <w:szCs w:val="18"/>
+        </w:rPr>
+        <w:t>TIPO_CAMBIO</w:t>
+      </w:r>
+      <w:r>
+        <w:rPr>
+          <w:rFonts w:ascii="Arial" w:hAnsi="Arial" w:cs="Arial"/>
+          <w:bCs/>
+          <w:sz w:val="18"/>
+          <w:szCs w:val="18"/>
+        </w:rPr>
         <w:t>»</w:t>
       </w:r>
       <w:r>
@@ -1601,214 +1470,115 @@
           <w:sz w:val="18"/>
           <w:szCs w:val="18"/>
         </w:rPr>
+        <w:t>(</w:t>
+      </w:r>
+      <w:r>
+        <w:rPr>
+          <w:rFonts w:ascii="Arial" w:hAnsi="Arial" w:cs="Arial"/>
+          <w:bCs/>
+          <w:sz w:val="18"/>
+          <w:szCs w:val="18"/>
+        </w:rPr>
+        <w:t>«</w:t>
+      </w:r>
+      <w:r>
+        <w:rPr>
+          <w:rFonts w:ascii="Arial" w:hAnsi="Arial" w:cs="Arial"/>
+          <w:bCs/>
+          <w:sz w:val="18"/>
+          <w:szCs w:val="18"/>
+        </w:rPr>
+        <w:t>TC_</w:t>
+      </w:r>
+      <w:r>
+        <w:rPr>
+          <w:rFonts w:ascii="Arial" w:hAnsi="Arial" w:cs="Arial"/>
+          <w:bCs/>
+          <w:sz w:val="18"/>
+          <w:szCs w:val="18"/>
+        </w:rPr>
+        <w:t>TEXTO</w:t>
+      </w:r>
+      <w:r>
+        <w:rPr>
+          <w:rFonts w:ascii="Arial" w:hAnsi="Arial" w:cs="Arial"/>
+          <w:bCs/>
+          <w:sz w:val="18"/>
+          <w:szCs w:val="18"/>
+        </w:rPr>
+        <w:t>»</w:t>
+      </w:r>
+      <w:r>
+        <w:rPr>
+          <w:rFonts w:ascii="Arial" w:hAnsi="Arial" w:cs="Arial"/>
+          <w:bCs/>
+          <w:sz w:val="18"/>
+          <w:szCs w:val="18"/>
+        </w:rPr>
+        <w:t xml:space="preserve">) EQUIVALE A </w:t>
+      </w:r>
+      <w:r>
+        <w:rPr>
+          <w:rFonts w:ascii="Arial" w:hAnsi="Arial" w:cs="Arial"/>
+          <w:b/>
+          <w:sz w:val="18"/>
+          <w:szCs w:val="18"/>
+        </w:rPr>
+        <w:t>US$«</w:t>
+      </w:r>
+      <w:r>
+        <w:rPr>
+          <w:rFonts w:ascii="Arial" w:hAnsi="Arial" w:cs="Arial"/>
+          <w:b/>
+          <w:sz w:val="18"/>
+          <w:szCs w:val="18"/>
+        </w:rPr>
+        <w:t>SEP</w:t>
+      </w:r>
+      <w:r>
+        <w:rPr>
+          <w:rFonts w:ascii="Arial" w:hAnsi="Arial" w:cs="Arial"/>
+          <w:b/>
+          <w:sz w:val="18"/>
+          <w:szCs w:val="18"/>
+        </w:rPr>
+        <w:t>»</w:t>
+      </w:r>
+      <w:r>
+        <w:rPr>
+          <w:rFonts w:ascii="Arial" w:hAnsi="Arial" w:cs="Arial"/>
+          <w:b/>
+          <w:sz w:val="18"/>
+          <w:szCs w:val="18"/>
+        </w:rPr>
+        <w:t xml:space="preserve"> </w:t>
+      </w:r>
+      <w:r>
+        <w:rPr>
+          <w:rFonts w:ascii="Arial" w:hAnsi="Arial" w:cs="Arial"/>
+          <w:b/>
+          <w:sz w:val="18"/>
+          <w:szCs w:val="18"/>
+        </w:rPr>
         <w:t>(«</w:t>
       </w:r>
       <w:r>
         <w:rPr>
           <w:rFonts w:ascii="Arial" w:hAnsi="Arial" w:cs="Arial"/>
-          <w:bCs/>
-          <w:sz w:val="18"/>
-          <w:szCs w:val="18"/>
-        </w:rPr>
-        <w:t>SEP_SOLES_TEXTO</w:t>
+          <w:b/>
+          <w:sz w:val="18"/>
+          <w:szCs w:val="18"/>
+        </w:rPr>
+        <w:t>SEP_TEXTO</w:t>
       </w:r>
       <w:r>
         <w:rPr>
           <w:rFonts w:ascii="Arial" w:hAnsi="Arial" w:cs="Arial"/>
-          <w:bCs/>
-          <w:sz w:val="18"/>
-          <w:szCs w:val="18"/>
-        </w:rPr>
-        <w:t>» Y «</w:t>
-      </w:r>
-      <w:r>
-        <w:rPr>
-          <w:rFonts w:ascii="Arial" w:hAnsi="Arial" w:cs="Arial"/>
-          <w:bCs/>
-          <w:sz w:val="18"/>
-          <w:szCs w:val="18"/>
-        </w:rPr>
-        <w:t>SEP_SOLES_DECIMA</w:t>
-      </w:r>
-      <w:r>
-        <w:rPr>
-          <w:rFonts w:ascii="Arial" w:hAnsi="Arial" w:cs="Arial"/>
-          <w:bCs/>
-          <w:sz w:val="18"/>
-          <w:szCs w:val="18"/>
-        </w:rPr>
-        <w:t>L</w:t>
-      </w:r>
-      <w:r>
-        <w:rPr>
-          <w:rFonts w:ascii="Arial" w:hAnsi="Arial" w:cs="Arial"/>
-          <w:bCs/>
-          <w:sz w:val="18"/>
-          <w:szCs w:val="18"/>
-        </w:rPr>
-        <w:t xml:space="preserve">»/100 SOLES) QUE AL TIPO DE CAMBIO DE S/ </w:t>
-      </w:r>
-      <w:r>
-        <w:rPr>
-          <w:rFonts w:ascii="Arial" w:hAnsi="Arial" w:cs="Arial"/>
-          <w:bCs/>
-          <w:sz w:val="18"/>
-          <w:szCs w:val="18"/>
-        </w:rPr>
-        <w:t>«</w:t>
-      </w:r>
-      <w:r>
-        <w:rPr>
-          <w:rFonts w:ascii="Arial" w:hAnsi="Arial" w:cs="Arial"/>
-          <w:bCs/>
-          <w:sz w:val="18"/>
-          <w:szCs w:val="18"/>
-        </w:rPr>
-        <w:t>TIPO_CAMBIO</w:t>
-      </w:r>
-      <w:r>
-        <w:rPr>
-          <w:rFonts w:ascii="Arial" w:hAnsi="Arial" w:cs="Arial"/>
-          <w:bCs/>
+          <w:b/>
           <w:sz w:val="18"/>
           <w:szCs w:val="18"/>
         </w:rPr>
         <w:t>»</w:t>
-      </w:r>
-      <w:r>
-        <w:rPr>
-          <w:rFonts w:ascii="Arial" w:hAnsi="Arial" w:cs="Arial"/>
-          <w:bCs/>
-          <w:sz w:val="18"/>
-          <w:szCs w:val="18"/>
-        </w:rPr>
-        <w:t xml:space="preserve"> </w:t>
-      </w:r>
-      <w:r>
-        <w:rPr>
-          <w:rFonts w:ascii="Arial" w:hAnsi="Arial" w:cs="Arial"/>
-          <w:bCs/>
-          <w:sz w:val="18"/>
-          <w:szCs w:val="18"/>
-        </w:rPr>
-        <w:t xml:space="preserve">(CUATRO Y </w:t>
-      </w:r>
-      <w:r>
-        <w:rPr>
-          <w:rFonts w:ascii="Arial" w:hAnsi="Arial" w:cs="Arial"/>
-          <w:bCs/>
-          <w:sz w:val="18"/>
-          <w:szCs w:val="18"/>
-        </w:rPr>
-        <w:t>«</w:t>
-      </w:r>
-      <w:r>
-        <w:rPr>
-          <w:rFonts w:ascii="Arial" w:hAnsi="Arial" w:cs="Arial"/>
-          <w:bCs/>
-          <w:sz w:val="18"/>
-          <w:szCs w:val="18"/>
-        </w:rPr>
-        <w:t>TC_DECIMAL</w:t>
-      </w:r>
-      <w:r>
-        <w:rPr>
-          <w:rFonts w:ascii="Arial" w:hAnsi="Arial" w:cs="Arial"/>
-          <w:bCs/>
-          <w:sz w:val="18"/>
-          <w:szCs w:val="18"/>
-        </w:rPr>
-        <w:t>»</w:t>
-      </w:r>
-      <w:r>
-        <w:rPr>
-          <w:rFonts w:ascii="Arial" w:hAnsi="Arial" w:cs="Arial"/>
-          <w:bCs/>
-          <w:sz w:val="18"/>
-          <w:szCs w:val="18"/>
-        </w:rPr>
-        <w:t xml:space="preserve">/100 SOLES) EQUIVALE A </w:t>
-      </w:r>
-      <w:r>
-        <w:rPr>
-          <w:rFonts w:ascii="Arial" w:hAnsi="Arial" w:cs="Arial"/>
-          <w:b/>
-          <w:sz w:val="18"/>
-          <w:szCs w:val="18"/>
-        </w:rPr>
-        <w:t>US$«</w:t>
-      </w:r>
-      <w:r>
-        <w:rPr>
-          <w:rFonts w:ascii="Arial" w:hAnsi="Arial" w:cs="Arial"/>
-          <w:b/>
-          <w:sz w:val="18"/>
-          <w:szCs w:val="18"/>
-        </w:rPr>
-        <w:t>SEP</w:t>
-      </w:r>
-      <w:r>
-        <w:rPr>
-          <w:rFonts w:ascii="Arial" w:hAnsi="Arial" w:cs="Arial"/>
-          <w:b/>
-          <w:sz w:val="18"/>
-          <w:szCs w:val="18"/>
-        </w:rPr>
-        <w:t>»</w:t>
-      </w:r>
-      <w:r>
-        <w:rPr>
-          <w:rFonts w:ascii="Arial" w:hAnsi="Arial" w:cs="Arial"/>
-          <w:b/>
-          <w:sz w:val="18"/>
-          <w:szCs w:val="18"/>
-        </w:rPr>
-        <w:t xml:space="preserve"> </w:t>
-      </w:r>
-      <w:r>
-        <w:rPr>
-          <w:rFonts w:ascii="Arial" w:hAnsi="Arial" w:cs="Arial"/>
-          <w:b/>
-          <w:sz w:val="18"/>
-          <w:szCs w:val="18"/>
-        </w:rPr>
-        <w:t>(«</w:t>
-      </w:r>
-      <w:r>
-        <w:rPr>
-          <w:rFonts w:ascii="Arial" w:hAnsi="Arial" w:cs="Arial"/>
-          <w:b/>
-          <w:sz w:val="18"/>
-          <w:szCs w:val="18"/>
-        </w:rPr>
-        <w:t>SEP_TEXTO</w:t>
-      </w:r>
-      <w:r>
-        <w:rPr>
-          <w:rFonts w:ascii="Arial" w:hAnsi="Arial" w:cs="Arial"/>
-          <w:b/>
-          <w:sz w:val="18"/>
-          <w:szCs w:val="18"/>
-        </w:rPr>
-        <w:t>» Y «</w:t>
-      </w:r>
-      <w:r>
-        <w:rPr>
-          <w:rFonts w:ascii="Arial" w:hAnsi="Arial" w:cs="Arial"/>
-          <w:b/>
-          <w:sz w:val="18"/>
-          <w:szCs w:val="18"/>
-        </w:rPr>
-        <w:t>SEP_DECIMAL</w:t>
-      </w:r>
-      <w:r>
-        <w:rPr>
-          <w:rFonts w:ascii="Arial" w:hAnsi="Arial" w:cs="Arial"/>
-          <w:b/>
-          <w:sz w:val="18"/>
-          <w:szCs w:val="18"/>
-        </w:rPr>
-        <w:t>»/100 DOLARES AMERICANOS</w:t>
       </w:r>
       <w:r>
         <w:rPr>
@@ -1896,29 +1666,7 @@
           <w:sz w:val="18"/>
           <w:szCs w:val="18"/>
         </w:rPr>
-        <w:t>PAGO_TEXTO» Y «PAGO_</w:t>
-      </w:r>
-      <w:proofErr w:type="gramStart"/>
-      <w:r>
-        <w:rPr>
-          <w:rFonts w:asciiTheme="minorBidi" w:hAnsiTheme="minorBidi" w:cstheme="minorBidi"/>
-          <w:b/>
-          <w:bCs/>
-          <w:sz w:val="18"/>
-          <w:szCs w:val="18"/>
-        </w:rPr>
-        <w:t>DECIMAL»/</w:t>
-      </w:r>
-      <w:proofErr w:type="gramEnd"/>
-      <w:r>
-        <w:rPr>
-          <w:rFonts w:asciiTheme="minorBidi" w:hAnsiTheme="minorBidi" w:cstheme="minorBidi"/>
-          <w:b/>
-          <w:bCs/>
-          <w:sz w:val="18"/>
-          <w:szCs w:val="18"/>
-        </w:rPr>
-        <w:t xml:space="preserve">100 </w:t>
+        <w:t>PAGO_TEXTO»</w:t>
       </w:r>
       <w:r>
         <w:rPr>
@@ -1928,7 +1676,7 @@
           <w:sz w:val="18"/>
           <w:szCs w:val="18"/>
         </w:rPr>
-        <w:t>DOLARES AMERICANOS)</w:t>
+        <w:t>)</w:t>
       </w:r>
       <w:r>
         <w:rPr>
@@ -2049,9 +1797,8 @@
           <w:sz w:val="18"/>
           <w:szCs w:val="18"/>
         </w:rPr>
-        <w:t>SALDO_TEXTO» Y «SALDO_</w:t>
-      </w:r>
-      <w:proofErr w:type="gramStart"/>
+        <w:t>SALDO_TEXTO»</w:t>
+      </w:r>
       <w:r>
         <w:rPr>
           <w:rFonts w:ascii="Arial" w:hAnsi="Arial" w:cs="Arial"/>
@@ -2059,26 +1806,7 @@
           <w:sz w:val="18"/>
           <w:szCs w:val="18"/>
         </w:rPr>
-        <w:t>DECIMAL</w:t>
-      </w:r>
-      <w:r>
-        <w:rPr>
-          <w:rFonts w:ascii="Arial" w:hAnsi="Arial" w:cs="Arial"/>
-          <w:b/>
-          <w:sz w:val="18"/>
-          <w:szCs w:val="18"/>
-        </w:rPr>
-        <w:t>»/</w:t>
-      </w:r>
-      <w:proofErr w:type="gramEnd"/>
-      <w:r>
-        <w:rPr>
-          <w:rFonts w:ascii="Arial" w:hAnsi="Arial" w:cs="Arial"/>
-          <w:b/>
-          <w:sz w:val="18"/>
-          <w:szCs w:val="18"/>
-        </w:rPr>
-        <w:t>100 DOLARES AMERICANOS)</w:t>
+        <w:t>)</w:t>
       </w:r>
       <w:r>
         <w:rPr>
@@ -2135,7 +1863,6 @@
           <w:szCs w:val="18"/>
         </w:rPr>
       </w:pPr>
-      <w:proofErr w:type="gramStart"/>
       <w:r>
         <w:rPr>
           <w:rFonts w:asciiTheme="minorBidi" w:hAnsiTheme="minorBidi" w:cstheme="minorBidi"/>
@@ -2152,16 +1879,7 @@
           <w:sz w:val="18"/>
           <w:szCs w:val="18"/>
         </w:rPr>
-        <w:t>.-</w:t>
-      </w:r>
-      <w:proofErr w:type="gramEnd"/>
-      <w:r>
-        <w:rPr>
-          <w:rFonts w:asciiTheme="minorBidi" w:hAnsiTheme="minorBidi" w:cstheme="minorBidi"/>
-          <w:sz w:val="18"/>
-          <w:szCs w:val="18"/>
-        </w:rPr>
-        <w:t xml:space="preserve"> AMBAS PARTES ACUERDAN LO SIGUIENTE</w:t>
+        <w:t>.- AMBAS PARTES ACUERDAN LO SIGUIENTE</w:t>
       </w:r>
       <w:r>
         <w:rPr>
@@ -2482,7 +2200,6 @@
           <w:szCs w:val="18"/>
         </w:rPr>
       </w:pPr>
-      <w:proofErr w:type="gramStart"/>
       <w:r>
         <w:rPr>
           <w:rFonts w:asciiTheme="minorBidi" w:hAnsiTheme="minorBidi" w:cstheme="minorBidi"/>
@@ -2500,16 +2217,7 @@
           <w:sz w:val="18"/>
           <w:szCs w:val="18"/>
         </w:rPr>
-        <w:t>.-</w:t>
-      </w:r>
-      <w:proofErr w:type="gramEnd"/>
-      <w:r>
-        <w:rPr>
-          <w:rFonts w:asciiTheme="minorBidi" w:hAnsiTheme="minorBidi" w:cstheme="minorBidi"/>
-          <w:sz w:val="18"/>
-          <w:szCs w:val="18"/>
-        </w:rPr>
-        <w:t xml:space="preserve"> </w:t>
+        <w:t xml:space="preserve">.- </w:t>
       </w:r>
       <w:r>
         <w:rPr>
@@ -2606,7 +2314,6 @@
           <w:szCs w:val="18"/>
         </w:rPr>
       </w:pPr>
-      <w:proofErr w:type="gramStart"/>
       <w:r>
         <w:rPr>
           <w:rFonts w:asciiTheme="minorBidi" w:hAnsiTheme="minorBidi" w:cstheme="minorBidi"/>
@@ -2625,7 +2332,6 @@
         </w:rPr>
         <w:t>.-</w:t>
       </w:r>
-      <w:proofErr w:type="gramEnd"/>
       <w:r>
         <w:rPr>
           <w:rFonts w:asciiTheme="minorBidi" w:hAnsiTheme="minorBidi" w:cstheme="minorBidi"/>
@@ -2922,24 +2628,32 @@
           <w:sz w:val="18"/>
           <w:szCs w:val="18"/>
         </w:rPr>
+        <w:t>SIN PERJUICIO DE LO ANTERIOR, LAS PARTES ACUERDAN QUE EXCEPCIONALMENTE, LA FECHA MAXIMA DE ENTREGA PUEDE SER PRORROGADA O AMPLIADA HASTA POR TRES (03) MESES</w:t>
+      </w:r>
+      <w:r>
+        <w:rPr>
+          <w:rFonts w:asciiTheme="minorBidi" w:hAnsiTheme="minorBidi" w:cstheme="minorBidi"/>
+          <w:sz w:val="18"/>
+          <w:szCs w:val="18"/>
+        </w:rPr>
+        <w:t xml:space="preserve"> MÁS,</w:t>
+      </w:r>
+      <w:r>
+        <w:rPr>
+          <w:rFonts w:asciiTheme="minorBidi" w:hAnsiTheme="minorBidi" w:cstheme="minorBidi"/>
+          <w:sz w:val="18"/>
+          <w:szCs w:val="18"/>
+        </w:rPr>
+        <w:t xml:space="preserve"> </w:t>
+      </w:r>
+      <w:r>
+        <w:rPr>
+          <w:rFonts w:asciiTheme="minorBidi" w:hAnsiTheme="minorBidi" w:cstheme="minorBidi"/>
+          <w:sz w:val="18"/>
+          <w:szCs w:val="18"/>
+        </w:rPr>
         <w:lastRenderedPageBreak/>
-        <w:t>SIN PERJUICIO DE LO ANTERIOR, LAS PARTES ACUERDAN QUE EXCEPCIONALMENTE, LA FECHA MAXIMA DE ENTREGA PUEDE SER PRORROGADA O AMPLIADA HASTA POR TRES (03) MESES</w:t>
-      </w:r>
-      <w:r>
-        <w:rPr>
-          <w:rFonts w:asciiTheme="minorBidi" w:hAnsiTheme="minorBidi" w:cstheme="minorBidi"/>
-          <w:sz w:val="18"/>
-          <w:szCs w:val="18"/>
-        </w:rPr>
-        <w:t xml:space="preserve"> MÁS,</w:t>
-      </w:r>
-      <w:r>
-        <w:rPr>
-          <w:rFonts w:asciiTheme="minorBidi" w:hAnsiTheme="minorBidi" w:cstheme="minorBidi"/>
-          <w:sz w:val="18"/>
-          <w:szCs w:val="18"/>
-        </w:rPr>
-        <w:t xml:space="preserve"> CONTADOS A PARTIR DEL DÍA SIGUIENTE DE VENCIDO EL PLAZO SEÑALADO EN EL PÁRRAFO</w:t>
+        <w:t>CONTADOS A PARTIR DEL DÍA SIGUIENTE DE VENCIDO EL PLAZO SEÑALADO EN EL PÁRRAFO</w:t>
       </w:r>
       <w:r>
         <w:rPr>
@@ -2977,7 +2691,6 @@
           <w:szCs w:val="18"/>
         </w:rPr>
       </w:pPr>
-      <w:proofErr w:type="gramStart"/>
       <w:r>
         <w:rPr>
           <w:rFonts w:asciiTheme="minorBidi" w:hAnsiTheme="minorBidi" w:cstheme="minorBidi"/>
@@ -2996,7 +2709,6 @@
         </w:rPr>
         <w:t>.-</w:t>
       </w:r>
-      <w:proofErr w:type="gramEnd"/>
       <w:r>
         <w:rPr>
           <w:rFonts w:asciiTheme="minorBidi" w:hAnsiTheme="minorBidi" w:cstheme="minorBidi"/>
@@ -3071,7 +2783,6 @@
           <w:szCs w:val="18"/>
         </w:rPr>
       </w:pPr>
-      <w:proofErr w:type="gramStart"/>
       <w:r>
         <w:rPr>
           <w:rFonts w:asciiTheme="minorBidi" w:hAnsiTheme="minorBidi" w:cstheme="minorBidi"/>
@@ -3090,7 +2801,6 @@
         </w:rPr>
         <w:t>.-</w:t>
       </w:r>
-      <w:proofErr w:type="gramEnd"/>
       <w:r>
         <w:rPr>
           <w:rFonts w:asciiTheme="minorBidi" w:hAnsiTheme="minorBidi" w:cstheme="minorBidi"/>
@@ -3199,7 +2909,6 @@
           <w:szCs w:val="18"/>
         </w:rPr>
       </w:pPr>
-      <w:proofErr w:type="gramStart"/>
       <w:r>
         <w:rPr>
           <w:rFonts w:asciiTheme="minorBidi" w:hAnsiTheme="minorBidi" w:cstheme="minorBidi"/>
@@ -3216,16 +2925,7 @@
           <w:sz w:val="18"/>
           <w:szCs w:val="18"/>
         </w:rPr>
-        <w:t>.-</w:t>
-      </w:r>
-      <w:proofErr w:type="gramEnd"/>
-      <w:r>
-        <w:rPr>
-          <w:rFonts w:asciiTheme="minorBidi" w:hAnsiTheme="minorBidi" w:cstheme="minorBidi"/>
-          <w:sz w:val="18"/>
-          <w:szCs w:val="18"/>
-        </w:rPr>
-        <w:t xml:space="preserve"> EQUIVALENCIA ENTRE EL PRECIO Y EL BIEN MATERIA DE VENTA: </w:t>
+        <w:t xml:space="preserve">.- EQUIVALENCIA ENTRE EL PRECIO Y EL BIEN MATERIA DE VENTA: </w:t>
       </w:r>
     </w:p>
     <w:p>
@@ -3299,7 +2999,6 @@
           <w:szCs w:val="18"/>
         </w:rPr>
       </w:pPr>
-      <w:proofErr w:type="gramStart"/>
       <w:r>
         <w:rPr>
           <w:rFonts w:asciiTheme="minorBidi" w:hAnsiTheme="minorBidi" w:cstheme="minorBidi"/>
@@ -3316,16 +3015,7 @@
           <w:sz w:val="18"/>
           <w:szCs w:val="18"/>
         </w:rPr>
-        <w:t>.-</w:t>
-      </w:r>
-      <w:proofErr w:type="gramEnd"/>
-      <w:r>
-        <w:rPr>
-          <w:rFonts w:asciiTheme="minorBidi" w:hAnsiTheme="minorBidi" w:cstheme="minorBidi"/>
-          <w:sz w:val="18"/>
-          <w:szCs w:val="18"/>
-        </w:rPr>
-        <w:t xml:space="preserve"> DECLARACION DE LAS PARTES:</w:t>
+        <w:t>.- DECLARACION DE LAS PARTES:</w:t>
       </w:r>
       <w:r>
         <w:rPr>
@@ -3691,35 +3381,15 @@
           <w:sz w:val="18"/>
           <w:szCs w:val="18"/>
         </w:rPr>
-        <w:t xml:space="preserve">DECIMA </w:t>
-      </w:r>
-      <w:proofErr w:type="gramStart"/>
-      <w:r>
-        <w:rPr>
-          <w:rFonts w:asciiTheme="minorBidi" w:hAnsiTheme="minorBidi" w:cstheme="minorBidi"/>
-          <w:b/>
-          <w:bCs/>
-          <w:sz w:val="18"/>
-          <w:szCs w:val="18"/>
-        </w:rPr>
-        <w:t>PRIMERA</w:t>
-      </w:r>
-      <w:r>
-        <w:rPr>
-          <w:rFonts w:asciiTheme="minorBidi" w:hAnsiTheme="minorBidi" w:cstheme="minorBidi"/>
-          <w:sz w:val="18"/>
-          <w:szCs w:val="18"/>
-        </w:rPr>
-        <w:t>.-</w:t>
-      </w:r>
-      <w:proofErr w:type="gramEnd"/>
-      <w:r>
-        <w:rPr>
-          <w:rFonts w:asciiTheme="minorBidi" w:hAnsiTheme="minorBidi" w:cstheme="minorBidi"/>
-          <w:sz w:val="18"/>
-          <w:szCs w:val="18"/>
-        </w:rPr>
-        <w:t xml:space="preserve"> LOS GASTOS NOTARIALES, REGISTRALES QUE ORIGINE EL PERFECCIONAMIENTO DE ESTE CONTRATO, SERÁN DE CUENTA EXCLUSIVA DE </w:t>
+        <w:t>DECIMA PRIMERA</w:t>
+      </w:r>
+      <w:r>
+        <w:rPr>
+          <w:rFonts w:asciiTheme="minorBidi" w:hAnsiTheme="minorBidi" w:cstheme="minorBidi"/>
+          <w:sz w:val="18"/>
+          <w:szCs w:val="18"/>
+        </w:rPr>
+        <w:t xml:space="preserve">.- LOS GASTOS NOTARIALES, REGISTRALES QUE ORIGINE EL PERFECCIONAMIENTO DE ESTE CONTRATO, SERÁN DE CUENTA EXCLUSIVA DE </w:t>
       </w:r>
       <w:r>
         <w:rPr>
@@ -3784,35 +3454,15 @@
           <w:sz w:val="18"/>
           <w:szCs w:val="18"/>
         </w:rPr>
-        <w:t xml:space="preserve">A </w:t>
-      </w:r>
-      <w:proofErr w:type="gramStart"/>
-      <w:r>
-        <w:rPr>
-          <w:rFonts w:asciiTheme="minorBidi" w:hAnsiTheme="minorBidi" w:cstheme="minorBidi"/>
-          <w:b/>
-          <w:bCs/>
-          <w:sz w:val="18"/>
-          <w:szCs w:val="18"/>
-        </w:rPr>
-        <w:t>SEGUNDA</w:t>
-      </w:r>
-      <w:r>
-        <w:rPr>
-          <w:rFonts w:asciiTheme="minorBidi" w:hAnsiTheme="minorBidi" w:cstheme="minorBidi"/>
-          <w:sz w:val="18"/>
-          <w:szCs w:val="18"/>
-        </w:rPr>
-        <w:t>.-</w:t>
-      </w:r>
-      <w:proofErr w:type="gramEnd"/>
-      <w:r>
-        <w:rPr>
-          <w:rFonts w:asciiTheme="minorBidi" w:hAnsiTheme="minorBidi" w:cstheme="minorBidi"/>
-          <w:sz w:val="18"/>
-          <w:szCs w:val="18"/>
-        </w:rPr>
-        <w:t xml:space="preserve"> </w:t>
+        <w:t>A SEGUNDA</w:t>
+      </w:r>
+      <w:r>
+        <w:rPr>
+          <w:rFonts w:asciiTheme="minorBidi" w:hAnsiTheme="minorBidi" w:cstheme="minorBidi"/>
+          <w:sz w:val="18"/>
+          <w:szCs w:val="18"/>
+        </w:rPr>
+        <w:t xml:space="preserve">.- </w:t>
       </w:r>
       <w:r>
         <w:rPr>
@@ -3844,7 +3494,7 @@
           <w:sz w:val="18"/>
           <w:szCs w:val="18"/>
         </w:rPr>
-        <w:t xml:space="preserve">PARA EFECTOS DE CUALQUIER CONTROVERSIA QUE SE GENERE CON MOTIVO DE LA CELEBRACIÓN Y EJECUCIÓN DEL PRESENTE CONTRATO, LAS PARTES SE SOMETEN A LA COMPETENCIA TERRITORIAL DE LOS JUECES Y TRIBUNALES DE LA CIUDAD DE TRUJILLO, </w:t>
+        <w:t xml:space="preserve">PARA EFECTOS DE CUALQUIER CONTROVERSIA QUE SE GENERE CON MOTIVO DE LA CELEBRACIÓN Y EJECUCIÓN DEL PRESENTE CONTRATO, LAS PARTES SE SOMETEN A LA COMPETENCIA TERRITORIAL DE LOS JUECES Y TRIBUNALES DE LA CIUDAD DE TRUJILLO, SEÑALANDO COMO SUS DOMICILIOS LOS CONSIGNADOS EN LAS ESPECIFICACIONES GENERALES DEL PRESENTE DOCUMENTO, EN DONDE SE LES HARÁ LLEGAR TODAS LAS COMUNICACIONES </w:t>
       </w:r>
       <w:r>
         <w:rPr>
@@ -3854,7 +3504,7 @@
           <w:szCs w:val="18"/>
         </w:rPr>
         <w:lastRenderedPageBreak/>
-        <w:t xml:space="preserve">SEÑALANDO COMO SUS DOMICILIOS LOS CONSIGNADOS EN LAS ESPECIFICACIONES GENERALES DEL PRESENTE DOCUMENTO, EN DONDE SE LES HARÁ LLEGAR TODAS LAS COMUNICACIONES RELACIONADAS CON ESTE CONTRATO. EL CAMBIO DE DOMICILIO DE CUALQUIERA DE LAS PARTES SURTIRÁ EFECTO RESPECTO DE LA OTRA DESDE LA FECHA EN QUE SE LE COMUNIQUE NOTARIALMENTE DICHO CAMBIO. </w:t>
+        <w:t xml:space="preserve">RELACIONADAS CON ESTE CONTRATO. EL CAMBIO DE DOMICILIO DE CUALQUIERA DE LAS PARTES SURTIRÁ EFECTO RESPECTO DE LA OTRA DESDE LA FECHA EN QUE SE LE COMUNIQUE NOTARIALMENTE DICHO CAMBIO. </w:t>
       </w:r>
     </w:p>
     <w:p>
@@ -3878,7 +3528,6 @@
         </w:rPr>
         <w:t xml:space="preserve">DECIMO </w:t>
       </w:r>
-      <w:proofErr w:type="gramStart"/>
       <w:r>
         <w:rPr>
           <w:rFonts w:asciiTheme="minorBidi" w:hAnsiTheme="minorBidi" w:cstheme="minorBidi"/>
@@ -3895,16 +3544,7 @@
           <w:sz w:val="18"/>
           <w:szCs w:val="18"/>
         </w:rPr>
-        <w:t>.-</w:t>
-      </w:r>
-      <w:proofErr w:type="gramEnd"/>
-      <w:r>
-        <w:rPr>
-          <w:rFonts w:asciiTheme="minorBidi" w:hAnsiTheme="minorBidi" w:cstheme="minorBidi"/>
-          <w:sz w:val="18"/>
-          <w:szCs w:val="18"/>
-        </w:rPr>
-        <w:t xml:space="preserve"> AMBAS PARTES CONTRATANTES DEBIDAMENTE ENTERADAS DE LAS CLÁUSULAS Y ESTIPULACIONES DEL PRESENTE CONTRATO LO ACEPTAN EN TODAS Y CADA UNA DE SUS PARTES OBLIGÁNDOSE A SU FIEL Y ESTRICTO CUMPLIMIENTO, SUSCRIBIENDO EL PRESENTE</w:t>
+        <w:t>.- AMBAS PARTES CONTRATANTES DEBIDAMENTE ENTERADAS DE LAS CLÁUSULAS Y ESTIPULACIONES DEL PRESENTE CONTRATO LO ACEPTAN EN TODAS Y CADA UNA DE SUS PARTES OBLIGÁNDOSE A SU FIEL Y ESTRICTO CUMPLIMIENTO, SUSCRIBIENDO EL PRESENTE</w:t>
       </w:r>
       <w:r>
         <w:rPr>
